--- a/docs/report.docx
+++ b/docs/report.docx
@@ -135,7 +135,7 @@
       </w:r>
       <w:r>
         <w:rPr/>
-        <w:t xml:space="preserve"> Instats Policy Series, v3.2.6. </w:t>
+        <w:t xml:space="preserve"> Instats Policy Series, v3.2.7. </w:t>
       </w:r>
       <w:hyperlink r:id="rId4">
         <w:r>
@@ -14453,7 +14453,44 @@
           <w:b/>
           <w:bCs/>
         </w:rPr>
-        <w:t>v3.2.6 (this version)</w:t>
+        <w:t>v3.2.7 (this version)</w:t>
+      </w:r>
+      <w:r>
+        <w:rPr/>
+        <w:t xml:space="preserve"> is a small chart-annotation fix. In Figure 12 (international comparators expressed as annual government revenue), the floating callout “A$17.5 bn if LNG-attributable company income tax is included” was repositioned from x=17 to x=30 in the chart coordinate space so it no longer overlaps the UK bar’s “A$8.5 bn” inline label. Chart 12’s script (</w:t>
+      </w:r>
+      <w:r>
+        <w:rPr>
+          <w:rStyle w:val="VerbatimChar"/>
+        </w:rPr>
+        <w:t>charts/12_aud_international_revenue.py</w:t>
+      </w:r>
+      <w:r>
+        <w:rPr/>
+        <w:t xml:space="preserve">) was also migrated to use the </w:t>
+      </w:r>
+      <w:r>
+        <w:rPr>
+          <w:rStyle w:val="VerbatimChar"/>
+        </w:rPr>
+        <w:t>save_chart()</w:t>
+      </w:r>
+      <w:r>
+        <w:rPr/>
+        <w:t xml:space="preserve"> helper introduced in general-repo v0.22.20 (matplotlib save + RGBA→RGB flatten for Mac Word PNG compatibility). No data values, no source citations, no other charts touched. The rebuilt DOCX runs through the v0.22.20 normaliser + validator pipeline as before; verify-publication remains 21/0. DOI (10.61700/7p5yeli67e) unchanged.</w:t>
+      </w:r>
+    </w:p>
+    <w:p>
+      <w:pPr>
+        <w:pStyle w:val="BodyText"/>
+        <w:rPr/>
+      </w:pPr>
+      <w:r>
+        <w:rPr>
+          <w:b/>
+          <w:bCs/>
+        </w:rPr>
+        <w:t>v3.2.6</w:t>
       </w:r>
       <w:r>
         <w:rPr/>
@@ -16492,7 +16529,7 @@
     </w:r>
     <w:r>
       <w:rPr/>
-      <w:t>69</w:t>
+      <w:t>70</w:t>
     </w:r>
     <w:r>
       <w:rPr/>
@@ -18936,7 +18973,7 @@
         <w:color w:val="495057"/>
         <w:sz w:val="17"/>
       </w:rPr>
-      <w:t>Instats Policy Series  ·  Australia's gas export tax revenue (v3.2.6)</w:t>
+      <w:t>Instats Policy Series  ·  Australia's gas export tax revenue (v3.2.7)</w:t>
     </w:r>
   </w:p>
 </w:hdr>

--- a/docs/report.docx
+++ b/docs/report.docx
@@ -135,7 +135,7 @@
       </w:r>
       <w:r>
         <w:rPr/>
-        <w:t xml:space="preserve"> Instats Policy Series, v3.2.7. </w:t>
+        <w:t xml:space="preserve"> Instats Policy Series, v3.2.8. </w:t>
       </w:r>
       <w:hyperlink r:id="rId4">
         <w:r>
@@ -195,41 +195,7 @@
         <w:rPr/>
         <w:t xml:space="preserve"> All figures in Australian dollars (A$). Foreign-currency primary-source figures are converted at the RBA F11.1 daily fix on 2026-05-11; the full FX rate table is in </w:t>
       </w:r>
-      <w:hyperlink w:anchor="appendix-d-about-this-report">
-        <w:r>
-          <w:rPr>
-            <w:rStyle w:val="Hyperlink"/>
-          </w:rPr>
-          <w:t>Appendix D</w:t>
-        </w:r>
-      </w:hyperlink>
-      <w:r>
-        <w:rPr/>
-        <w:t>. Native figures are retained in parentheses where the audit trail benefits.</w:t>
-      </w:r>
-    </w:p>
-    <w:p>
-      <w:pPr>
-        <w:pStyle w:val="BodyText"/>
-        <w:rPr/>
-      </w:pPr>
-      <w:r>
-        <w:rPr/>
-        <w:t xml:space="preserve">About this report, the methodology summary, the AI assistance disclosure, and the full FX table are in </w:t>
-      </w:r>
-      <w:hyperlink w:anchor="appendix-d-about-this-report">
-        <w:r>
-          <w:rPr>
-            <w:rStyle w:val="Hyperlink"/>
-          </w:rPr>
-          <w:t>Appendix D</w:t>
-        </w:r>
-      </w:hyperlink>
-      <w:r>
-        <w:rPr/>
-        <w:t xml:space="preserve">. The public audit package, what is and is not in this repository, is described in </w:t>
-      </w:r>
-      <w:hyperlink w:anchor="appendix-c-public-source-package">
+      <w:hyperlink w:anchor="appendix-c-about-this-report">
         <w:r>
           <w:rPr>
             <w:rStyle w:val="Hyperlink"/>
@@ -239,9 +205,31 @@
       </w:hyperlink>
       <w:r>
         <w:rPr/>
-        <w:t xml:space="preserve">. The version history is in </w:t>
-      </w:r>
-      <w:hyperlink w:anchor="Xdecad1d323003472d7853327632f59dcf536132">
+        <w:t>. Native figures are retained in parentheses where the audit trail benefits.</w:t>
+      </w:r>
+    </w:p>
+    <w:p>
+      <w:pPr>
+        <w:pStyle w:val="BodyText"/>
+        <w:rPr/>
+      </w:pPr>
+      <w:r>
+        <w:rPr/>
+        <w:t xml:space="preserve">About this report, the methodology summary, and the full FX table are in </w:t>
+      </w:r>
+      <w:hyperlink w:anchor="appendix-c-about-this-report">
+        <w:r>
+          <w:rPr>
+            <w:rStyle w:val="Hyperlink"/>
+          </w:rPr>
+          <w:t>Appendix C</w:t>
+        </w:r>
+      </w:hyperlink>
+      <w:r>
+        <w:rPr/>
+        <w:t xml:space="preserve">. The public audit package, what is and is not in this repository, is described in </w:t>
+      </w:r>
+      <w:hyperlink w:anchor="appendix-b-public-source-package">
         <w:r>
           <w:rPr>
             <w:rStyle w:val="Hyperlink"/>
@@ -1622,13 +1610,13 @@
         <w:pStyle w:val="Heading4"/>
         <w:rPr/>
       </w:pPr>
-      <w:hyperlink w:anchor="Xa0d52478101802b708a7a53ca551dcb14cb1788">
-        <w:bookmarkStart w:id="13" w:name="Xdecad1d323003472d7853327632f59dcf536132"/>
+      <w:hyperlink w:anchor="appendix-b-public-source-package_1">
+        <w:bookmarkStart w:id="13" w:name="appendix-b-public-source-package"/>
         <w:r>
           <w:rPr>
             <w:rStyle w:val="Hyperlink"/>
           </w:rPr>
-          <w:t>Appendix B — Public audit notes and version history</w:t>
+          <w:t>Appendix B — Public source package</w:t>
         </w:r>
       </w:hyperlink>
       <w:bookmarkEnd w:id="13"/>
@@ -1638,13 +1626,13 @@
         <w:pStyle w:val="Heading4"/>
         <w:rPr/>
       </w:pPr>
-      <w:hyperlink w:anchor="appendix-c-public-source-package_1">
-        <w:bookmarkStart w:id="14" w:name="appendix-c-public-source-package"/>
+      <w:hyperlink w:anchor="appendix-c-about-this-report_1">
+        <w:bookmarkStart w:id="14" w:name="appendix-c-about-this-report"/>
         <w:r>
           <w:rPr>
             <w:rStyle w:val="Hyperlink"/>
           </w:rPr>
-          <w:t>Appendix C — Public source package</w:t>
+          <w:t>Appendix C — About this report</w:t>
         </w:r>
       </w:hyperlink>
       <w:bookmarkEnd w:id="14"/>
@@ -1654,24 +1642,8 @@
         <w:pStyle w:val="Heading4"/>
         <w:rPr/>
       </w:pPr>
-      <w:hyperlink w:anchor="appendix-d-about-this-report_1">
-        <w:bookmarkStart w:id="15" w:name="appendix-d-about-this-report"/>
-        <w:r>
-          <w:rPr>
-            <w:rStyle w:val="Hyperlink"/>
-          </w:rPr>
-          <w:t>Appendix D — About this report</w:t>
-        </w:r>
-      </w:hyperlink>
-      <w:bookmarkEnd w:id="15"/>
-    </w:p>
-    <w:p>
-      <w:pPr>
-        <w:pStyle w:val="Heading4"/>
-        <w:rPr/>
-      </w:pPr>
       <w:hyperlink w:anchor="sources-and-footnotes_1">
-        <w:bookmarkStart w:id="16" w:name="sources-and-footnotes"/>
+        <w:bookmarkStart w:id="15" w:name="sources-and-footnotes"/>
         <w:r>
           <w:rPr>
             <w:rStyle w:val="Hyperlink"/>
@@ -1740,14 +1712,14 @@
           </mc:Fallback>
         </mc:AlternateContent>
       </w:r>
-      <w:bookmarkEnd w:id="16"/>
+      <w:bookmarkEnd w:id="15"/>
     </w:p>
     <w:p>
       <w:pPr>
         <w:pStyle w:val="Heading2"/>
         <w:rPr/>
       </w:pPr>
-      <w:bookmarkStart w:id="17" w:name="X1a4b3dc9aaab62b2f0f5408f14720f3b64e112f"/>
+      <w:bookmarkStart w:id="16" w:name="X1a4b3dc9aaab62b2f0f5408f14720f3b64e112f"/>
       <w:r>
         <w:rPr/>
         <w:t>Part 1 — What Australia actually collects</w:t>
@@ -1758,7 +1730,7 @@
         <w:pStyle w:val="Heading3"/>
         <w:rPr/>
       </w:pPr>
-      <w:bookmarkStart w:id="18" w:name="the-four-heads-of-revenue"/>
+      <w:bookmarkStart w:id="17" w:name="the-four-heads-of-revenue"/>
       <w:r>
         <w:rPr/>
         <w:t>1.1 The four heads of revenue</w:t>
@@ -1939,14 +1911,14 @@
         <w:rPr/>
         <w:t>A residual “crude oil excise” line applies to legacy Bass Strait oil production, but is no longer a material revenue source.</w:t>
       </w:r>
-      <w:bookmarkEnd w:id="18"/>
+      <w:bookmarkEnd w:id="17"/>
     </w:p>
     <w:p>
       <w:pPr>
         <w:pStyle w:val="Heading3"/>
         <w:rPr/>
       </w:pPr>
-      <w:bookmarkStart w:id="19" w:name="Xe13845fae167eea2339b28eb35276fd556d6152"/>
+      <w:bookmarkStart w:id="18" w:name="Xe13845fae167eea2339b28eb35276fd556d6152"/>
       <w:r>
         <w:rPr/>
         <w:t>1.2 PRRT in detail — the headline tax that mostly doesn’t collect</w:t>
@@ -2910,14 +2882,14 @@
         </w:rPr>
         <w:footnoteReference w:id="29"/>
       </w:r>
-      <w:bookmarkEnd w:id="19"/>
+      <w:bookmarkEnd w:id="18"/>
     </w:p>
     <w:p>
       <w:pPr>
         <w:pStyle w:val="Heading3"/>
         <w:rPr/>
       </w:pPr>
-      <w:bookmarkStart w:id="20" w:name="X252e17b03b81339e022f9dbd70329aefe833ba1"/>
+      <w:bookmarkStart w:id="19" w:name="X252e17b03b81339e022f9dbd70329aefe833ba1"/>
       <w:r>
         <w:rPr/>
         <w:t>1.3 The 2023 deductions cap — a worked example in fiscal under-delivery</w:t>
@@ -3171,14 +3143,14 @@
         <w:rPr/>
         <w:t>The new regime will collect no new extra revenue. The Australia Institute, on the 2023 PRRT deductions cap, after MYEFO 2023-24 revised forward estimates downward by A$2.4 billion seven months after Budget.</w:t>
       </w:r>
-      <w:bookmarkEnd w:id="20"/>
+      <w:bookmarkEnd w:id="19"/>
     </w:p>
     <w:p>
       <w:pPr>
         <w:pStyle w:val="Heading3"/>
         <w:rPr/>
       </w:pPr>
-      <w:bookmarkStart w:id="21" w:name="X080557cc327bbef43ce9f15ef994d50be6a0295"/>
+      <w:bookmarkStart w:id="20" w:name="X080557cc327bbef43ce9f15ef994d50be6a0295"/>
       <w:r>
         <w:rPr/>
         <w:t>1.4 Corporate income tax: the ATO’s decade of zeros</w:t>
@@ -4263,14 +4235,14 @@
         <w:rPr/>
         <w:t xml:space="preserve"> But the question is whether that’s a structural lift or an oil-price spike, see Part 4.</w:t>
       </w:r>
-      <w:bookmarkEnd w:id="21"/>
+      <w:bookmarkEnd w:id="20"/>
     </w:p>
     <w:p>
       <w:pPr>
         <w:pStyle w:val="Heading3"/>
         <w:rPr/>
       </w:pPr>
-      <w:bookmarkStart w:id="22" w:name="Xdd708ad0fe4d1c3aaa8f5938836bf3565bc74e5"/>
+      <w:bookmarkStart w:id="21" w:name="Xdd708ad0fe4d1c3aaa8f5938836bf3565bc74e5"/>
       <w:r>
         <w:rPr/>
         <w:t>1.5 State royalties and the NWS grandfathered Commonwealth royalty</w:t>
@@ -4882,15 +4854,15 @@
           </mc:Fallback>
         </mc:AlternateContent>
       </w:r>
-      <w:bookmarkEnd w:id="17"/>
-      <w:bookmarkEnd w:id="22"/>
+      <w:bookmarkEnd w:id="16"/>
+      <w:bookmarkEnd w:id="21"/>
     </w:p>
     <w:p>
       <w:pPr>
         <w:pStyle w:val="Heading2"/>
         <w:rPr/>
       </w:pPr>
-      <w:bookmarkStart w:id="23" w:name="Xd06a277a4852705eedaadaabf913589ac71c782"/>
+      <w:bookmarkStart w:id="22" w:name="Xd06a277a4852705eedaadaabf913589ac71c782"/>
       <w:r>
         <w:rPr/>
         <w:t>Part 2 — The Pocock comparisons (and the cleaner ones)</w:t>
@@ -4901,7 +4873,7 @@
         <w:pStyle w:val="Heading3"/>
         <w:rPr/>
       </w:pPr>
-      <w:bookmarkStart w:id="24" w:name="the-beer-versus-prrt-exchange"/>
+      <w:bookmarkStart w:id="23" w:name="the-beer-versus-prrt-exchange"/>
       <w:r>
         <w:rPr/>
         <w:t>2.1 The beer-versus-PRRT exchange</w:t>
@@ -5040,14 +5012,14 @@
         <w:rPr/>
         <w:t>How do we live in a country, one of the biggest gas exporters in the world, and we’re getting more tax from beer than PRRT? Senator David Pocock, Senate Economics Estimates, February 2026</w:t>
       </w:r>
-      <w:bookmarkEnd w:id="24"/>
+      <w:bookmarkEnd w:id="23"/>
     </w:p>
     <w:p>
       <w:pPr>
         <w:pStyle w:val="Heading3"/>
         <w:rPr/>
       </w:pPr>
-      <w:bookmarkStart w:id="25" w:name="the-wider-comparator-picture"/>
+      <w:bookmarkStart w:id="24" w:name="the-wider-comparator-picture"/>
       <w:r>
         <w:rPr/>
         <w:t>2.2 The wider comparator picture</w:t>
@@ -5188,14 +5160,14 @@
         </w:rPr>
         <w:t>Figure 6. PRRT (A$1.90 bn in 2026-27) is below fuel excise, below tobacco, below total alcohol excise, below HECS/HELP repayments, below the major bank levy, and below beer excise alone. Source: Budget Paper 1 2026-27 Statement 5 Table 5.7; ATO Taxation Statistics (HECS).</w:t>
       </w:r>
-      <w:bookmarkEnd w:id="25"/>
+      <w:bookmarkEnd w:id="24"/>
     </w:p>
     <w:p>
       <w:pPr>
         <w:pStyle w:val="Heading3"/>
         <w:rPr/>
       </w:pPr>
-      <w:bookmarkStart w:id="26" w:name="X376188126d7d626b75e6957f34627b112bd5442"/>
+      <w:bookmarkStart w:id="25" w:name="X376188126d7d626b75e6957f34627b112bd5442"/>
       <w:r>
         <w:rPr/>
         <w:t>2.3 The Dissenting Report and the HECS/nurses extensions</w:t>
@@ -5474,15 +5446,15 @@
           </mc:Fallback>
         </mc:AlternateContent>
       </w:r>
-      <w:bookmarkEnd w:id="23"/>
-      <w:bookmarkEnd w:id="26"/>
+      <w:bookmarkEnd w:id="22"/>
+      <w:bookmarkEnd w:id="25"/>
     </w:p>
     <w:p>
       <w:pPr>
         <w:pStyle w:val="Heading2"/>
         <w:rPr/>
       </w:pPr>
-      <w:bookmarkStart w:id="27" w:name="part-3-how-other-countries-do-this-1"/>
+      <w:bookmarkStart w:id="26" w:name="part-3-how-other-countries-do-this-1"/>
       <w:r>
         <w:rPr/>
         <w:t>Part 3 — How other countries do this</w:t>
@@ -5497,7 +5469,7 @@
         </w:pBdr>
         <w:rPr/>
       </w:pPr>
-      <w:bookmarkStart w:id="28" w:name="Xd7668984ebdc36efc180dd3c60e839e9ab3802c"/>
+      <w:bookmarkStart w:id="27" w:name="Xd7668984ebdc36efc180dd3c60e839e9ab3802c"/>
       <w:r>
         <w:rPr/>
         <w:t>BOX 2 · How the international per-tonne figures are computed</w:t>
@@ -5678,14 +5650,14 @@
         </w:rPr>
         <w:t>.</w:t>
       </w:r>
-      <w:bookmarkEnd w:id="28"/>
+      <w:bookmarkEnd w:id="27"/>
     </w:p>
     <w:p>
       <w:pPr>
         <w:pStyle w:val="Heading3"/>
         <w:rPr/>
       </w:pPr>
-      <w:bookmarkStart w:id="29" w:name="norway-the-gold-standard"/>
+      <w:bookmarkStart w:id="28" w:name="norway-the-gold-standard"/>
       <w:r>
         <w:rPr/>
         <w:t>3.1 Norway — the gold standard</w:t>
@@ -6492,14 +6464,14 @@
         </w:rPr>
         <w:t>Figure 7. Per-resident sovereign wealth fund AUM, Norway vs Australia, in AUD. Sources: NBIM, GPFG market value at 31 December 2025 (NOK 21,268 bn × 0.130 = A$2.77 trillion); Australian Future Fund Management Agency, end-2025 balance A$267.4 bn. Populations: SSB Q4 2025 / 1 January 2026 (Norway 5,627,400); ABS National, state and territory population, September 2025 release (Australia 27,724,744). The Norwegian fund was built entirely from petroleum revenue; the Australian fund was not built from any specific resource revenue.</w:t>
       </w:r>
-      <w:bookmarkEnd w:id="29"/>
+      <w:bookmarkEnd w:id="28"/>
     </w:p>
     <w:p>
       <w:pPr>
         <w:pStyle w:val="Heading3"/>
         <w:rPr/>
       </w:pPr>
-      <w:bookmarkStart w:id="30" w:name="qatar-state-ownership-replaces-tax"/>
+      <w:bookmarkStart w:id="29" w:name="qatar-state-ownership-replaces-tax"/>
       <w:r>
         <w:rPr/>
         <w:t>3.2 Qatar — state ownership replaces tax</w:t>
@@ -6644,14 +6616,14 @@
         <w:rPr/>
         <w:t>Qatar’s per-resident hydrocarbon revenue in 2024 was A$21,070 (US$15,224). Per Qatari citizen (excluding the ~88 per cent non-citizen resident population), the figure is about A$173,000 per year (US$125,000). Australia’s per-capita PRRT take in the same year was approximately A$50 per person.</w:t>
       </w:r>
-      <w:bookmarkEnd w:id="30"/>
+      <w:bookmarkEnd w:id="29"/>
     </w:p>
     <w:p>
       <w:pPr>
         <w:pStyle w:val="Heading3"/>
         <w:rPr/>
       </w:pPr>
-      <w:bookmarkStart w:id="31" w:name="Xfbdcd22e88daa2f168cc1f5cb4a1f13548d89da"/>
+      <w:bookmarkStart w:id="30" w:name="Xfbdcd22e88daa2f168cc1f5cb4a1f13548d89da"/>
       <w:r>
         <w:rPr/>
         <w:t>3.3 United States — federal royalty + state severance + standard corporate income tax</w:t>
@@ -6766,14 +6738,14 @@
         <w:rPr/>
         <w:t>US LNG exports went from 16,253 MMcf in 2014 to 4.37 million MMcf in 2024, about 88.3 Mt, making the US the world’s largest LNG exporter. The per-tonne gas-only-attributed federal take is approximately A$61/t, still ~1.25× Australia’s A$49/t when Australia’s PRRT + state royalties + NWS are combined, despite the US having no rent tax and no state-equity participation.</w:t>
       </w:r>
-      <w:bookmarkEnd w:id="31"/>
+      <w:bookmarkEnd w:id="30"/>
     </w:p>
     <w:p>
       <w:pPr>
         <w:pStyle w:val="Heading3"/>
         <w:rPr/>
       </w:pPr>
-      <w:bookmarkStart w:id="32" w:name="X461e4c001d0dabd2bc5518fb53d279db5beebc5"/>
+      <w:bookmarkStart w:id="31" w:name="X461e4c001d0dabd2bc5518fb53d279db5beebc5"/>
       <w:r>
         <w:rPr/>
         <w:t>3.4 United Kingdom — Ring Fence CT + Energy Profits Levy</w:t>
@@ -7385,14 +7357,14 @@
         </w:rPr>
         <w:footnoteReference w:id="59"/>
       </w:r>
-      <w:bookmarkEnd w:id="32"/>
+      <w:bookmarkEnd w:id="31"/>
     </w:p>
     <w:p>
       <w:pPr>
         <w:pStyle w:val="Heading3"/>
         <w:rPr/>
       </w:pPr>
-      <w:bookmarkStart w:id="33" w:name="X7a662448b696dd36504a64855625d881856ed19"/>
+      <w:bookmarkStart w:id="32" w:name="X7a662448b696dd36504a64855625d881856ed19"/>
       <w:r>
         <w:rPr/>
         <w:t>3.5 Malaysia — production-sharing contracts via PETRONAS</w:t>
@@ -7992,14 +7964,14 @@
         <w:rPr/>
         <w:t>PETRONAS Group LNG sales in 2024: 35.7 Mt. Cumulative PETRONAS contribution to the Malaysian government since 1974: RM 1.5 trillion (A$530 billion).</w:t>
       </w:r>
-      <w:bookmarkEnd w:id="33"/>
+      <w:bookmarkEnd w:id="32"/>
     </w:p>
     <w:p>
       <w:pPr>
         <w:pStyle w:val="Heading3"/>
         <w:rPr/>
       </w:pPr>
-      <w:bookmarkStart w:id="34" w:name="japan-the-destination-market-angle"/>
+      <w:bookmarkStart w:id="33" w:name="japan-the-destination-market-angle"/>
       <w:r>
         <w:rPr/>
         <w:t>3.6 Japan — the destination-market angle</w:t>
@@ -8239,14 +8211,14 @@
         </w:rPr>
         <w:footnoteReference w:id="65"/>
       </w:r>
-      <w:bookmarkEnd w:id="34"/>
+      <w:bookmarkEnd w:id="33"/>
     </w:p>
     <w:p>
       <w:pPr>
         <w:pStyle w:val="Heading3"/>
         <w:rPr/>
       </w:pPr>
-      <w:bookmarkStart w:id="35" w:name="the-middle-east-lesson"/>
+      <w:bookmarkStart w:id="34" w:name="the-middle-east-lesson"/>
       <w:r>
         <w:rPr/>
         <w:t>3.7 The Middle East lesson</w:t>
@@ -8370,15 +8342,15 @@
           </mc:Fallback>
         </mc:AlternateContent>
       </w:r>
-      <w:bookmarkEnd w:id="27"/>
-      <w:bookmarkEnd w:id="35"/>
+      <w:bookmarkEnd w:id="26"/>
+      <w:bookmarkEnd w:id="34"/>
     </w:p>
     <w:p>
       <w:pPr>
         <w:pStyle w:val="Heading2"/>
         <w:rPr/>
       </w:pPr>
-      <w:bookmarkStart w:id="36" w:name="Xba63d7e9976ba0de5e0ea7fcd2177cff4b3c808"/>
+      <w:bookmarkStart w:id="35" w:name="Xba63d7e9976ba0de5e0ea7fcd2177cff4b3c808"/>
       <w:r>
         <w:rPr/>
         <w:t>Part 4 — The industry’s case, in its own words</w:t>
@@ -8393,7 +8365,7 @@
         </w:pBdr>
         <w:rPr/>
       </w:pPr>
-      <w:bookmarkStart w:id="37" w:name="box-1-how-this-part-is-constructed"/>
+      <w:bookmarkStart w:id="36" w:name="box-1-how-this-part-is-constructed"/>
       <w:r>
         <w:rPr/>
         <w:t>BOX 1 · How this Part is constructed</w:t>
@@ -8429,14 +8401,14 @@
         <w:rPr/>
         <w:t>Major gas companies and their consultants have made the strongest argument against a windfall tax repeatedly. Australian Energy Producers (AEP, formerly APPEA), Woodside, Chevron, and the Wood Mackenzie / KPMG / Deloitte work commissioned by them all return to five pillars.</w:t>
       </w:r>
-      <w:bookmarkEnd w:id="37"/>
+      <w:bookmarkEnd w:id="36"/>
     </w:p>
     <w:p>
       <w:pPr>
         <w:pStyle w:val="Heading3"/>
         <w:rPr/>
       </w:pPr>
-      <w:bookmarkStart w:id="38" w:name="we-paid-for-the-infrastructure"/>
+      <w:bookmarkStart w:id="37" w:name="we-paid-for-the-infrastructure"/>
       <w:r>
         <w:rPr/>
         <w:t>4.1 “We paid for the infrastructure”</w:t>
@@ -8548,6 +8520,28 @@
         </w:rPr>
         <w:footnoteReference w:id="70"/>
       </w:r>
+      <w:bookmarkEnd w:id="37"/>
+    </w:p>
+    <w:p>
+      <w:pPr>
+        <w:pStyle w:val="Heading3"/>
+        <w:rPr/>
+      </w:pPr>
+      <w:bookmarkStart w:id="38" w:name="X64c5b387bc0fae18c4f8104639ce9b13f600d89"/>
+      <w:r>
+        <w:rPr/>
+        <w:t>4.2 “Long-term contracts mean we don’t realise spot prices”</w:t>
+      </w:r>
+    </w:p>
+    <w:p>
+      <w:pPr>
+        <w:pStyle w:val="FirstParagraph"/>
+        <w:rPr/>
+      </w:pPr>
+      <w:r>
+        <w:rPr/>
+        <w:t>About 75 per cent of Australian LNG is sold under long-term, oil-indexed contracts negotiated years before current spot prices. A 25 per cent revenue tax taxes the headline export value, which can be materially above realised prices in a high-spot environment. The 2022 JKM spike (US$30–70/MMBtu) was anomalous; permanent windfall design based on an anomaly is poor policy.</w:t>
+      </w:r>
       <w:bookmarkEnd w:id="38"/>
     </w:p>
     <w:p>
@@ -8555,29 +8549,7 @@
         <w:pStyle w:val="Heading3"/>
         <w:rPr/>
       </w:pPr>
-      <w:bookmarkStart w:id="39" w:name="X64c5b387bc0fae18c4f8104639ce9b13f600d89"/>
-      <w:r>
-        <w:rPr/>
-        <w:t>4.2 “Long-term contracts mean we don’t realise spot prices”</w:t>
-      </w:r>
-    </w:p>
-    <w:p>
-      <w:pPr>
-        <w:pStyle w:val="FirstParagraph"/>
-        <w:rPr/>
-      </w:pPr>
-      <w:r>
-        <w:rPr/>
-        <w:t>About 75 per cent of Australian LNG is sold under long-term, oil-indexed contracts negotiated years before current spot prices. A 25 per cent revenue tax taxes the headline export value, which can be materially above realised prices in a high-spot environment. The 2022 JKM spike (US$30–70/MMBtu) was anomalous; permanent windfall design based on an anomaly is poor policy.</w:t>
-      </w:r>
-      <w:bookmarkEnd w:id="39"/>
-    </w:p>
-    <w:p>
-      <w:pPr>
-        <w:pStyle w:val="Heading3"/>
-        <w:rPr/>
-      </w:pPr>
-      <w:bookmarkStart w:id="40" w:name="Xbd9d62166b5fce8f1d8780be19e05e7f373dfd8"/>
+      <w:bookmarkStart w:id="39" w:name="Xbd9d62166b5fce8f1d8780be19e05e7f373dfd8"/>
       <w:r>
         <w:rPr/>
         <w:t>4.3 “Norway proves a high rate doesn’t deter investment — IF the design is cash-flow neutral”</w:t>
@@ -8625,14 +8597,14 @@
         <w:rPr/>
         <w:t xml:space="preserve"> argument, that high rates kill investment. Norway falsifies that claim when the design specifics are right.</w:t>
       </w:r>
-      <w:bookmarkEnd w:id="40"/>
+      <w:bookmarkEnd w:id="39"/>
     </w:p>
     <w:p>
       <w:pPr>
         <w:pStyle w:val="Heading3"/>
         <w:rPr/>
       </w:pPr>
-      <w:bookmarkStart w:id="41" w:name="the-2023-reforms-already-happened"/>
+      <w:bookmarkStart w:id="40" w:name="the-2023-reforms-already-happened"/>
       <w:r>
         <w:rPr/>
         <w:t>4.4 “The 2023 reforms already happened”</w:t>
@@ -8659,14 +8631,14 @@
         </w:rPr>
         <w:footnoteReference w:id="72"/>
       </w:r>
-      <w:bookmarkEnd w:id="41"/>
+      <w:bookmarkEnd w:id="40"/>
     </w:p>
     <w:p>
       <w:pPr>
         <w:pStyle w:val="Heading3"/>
         <w:rPr/>
       </w:pPr>
-      <w:bookmarkStart w:id="42" w:name="we-do-pay-a21_9-billion-in-2024-25"/>
+      <w:bookmarkStart w:id="41" w:name="we-do-pay-a21_9-billion-in-2024-25"/>
       <w:r>
         <w:rPr/>
         <w:t>4.5 “We do pay — A$21.9 billion in 2024-25”</w:t>
@@ -8813,14 +8785,14 @@
         </w:rPr>
         <w:t>Figure 8. The A$21.9 billion AEP claim for 2024-25, decomposed. A$13.5 bn is company tax, A$6.6 bn is “royalties + excise + fees”, A$1.35 bn is PRRT, A$0.5 bn is “all other”. Source: Australian Energy Producers media release, 27 July 2025.</w:t>
       </w:r>
-      <w:bookmarkEnd w:id="42"/>
+      <w:bookmarkEnd w:id="41"/>
     </w:p>
     <w:p>
       <w:pPr>
         <w:pStyle w:val="Heading3"/>
         <w:rPr/>
       </w:pPr>
-      <w:bookmarkStart w:id="43" w:name="what-survives-the-critique"/>
+      <w:bookmarkStart w:id="42" w:name="what-survives-the-critique"/>
       <w:r>
         <w:rPr/>
         <w:t>4.6 What survives the critique</w:t>
@@ -9062,15 +9034,15 @@
           </mc:Fallback>
         </mc:AlternateContent>
       </w:r>
-      <w:bookmarkEnd w:id="36"/>
-      <w:bookmarkEnd w:id="43"/>
+      <w:bookmarkEnd w:id="35"/>
+      <w:bookmarkEnd w:id="42"/>
     </w:p>
     <w:p>
       <w:pPr>
         <w:pStyle w:val="Heading2"/>
         <w:rPr/>
       </w:pPr>
-      <w:bookmarkStart w:id="44" w:name="X6633831a9d76fbc0697702b1fe0ffdec02c7e5e"/>
+      <w:bookmarkStart w:id="43" w:name="X6633831a9d76fbc0697702b1fe0ffdec02c7e5e"/>
       <w:r>
         <w:rPr/>
         <w:t>Part 5 — What A$17 billion a year would buy</w:t>
@@ -9353,7 +9325,7 @@
         <w:pStyle w:val="Heading3"/>
         <w:rPr/>
       </w:pPr>
-      <w:bookmarkStart w:id="45" w:name="childcare-universal-access"/>
+      <w:bookmarkStart w:id="44" w:name="childcare-universal-access"/>
       <w:r>
         <w:rPr/>
         <w:t>5.1 Childcare — universal access</w:t>
@@ -9463,14 +9435,14 @@
         </w:rPr>
         <w:footnoteReference w:id="81"/>
       </w:r>
-      <w:bookmarkEnd w:id="45"/>
+      <w:bookmarkEnd w:id="44"/>
     </w:p>
     <w:p>
       <w:pPr>
         <w:pStyle w:val="Heading3"/>
         <w:rPr/>
       </w:pPr>
-      <w:bookmarkStart w:id="46" w:name="university-tafe-and-hecs-help"/>
+      <w:bookmarkStart w:id="45" w:name="university-tafe-and-hecs-help"/>
       <w:r>
         <w:rPr/>
         <w:t>5.2 University — TAFE, and HECS-HELP</w:t>
@@ -9537,14 +9509,14 @@
         <w:rPr/>
         <w:t>A$17 billion a year is comparable to annual Commonwealth tertiary spending. It would cover the Accord recommendations + permanent fee-free TAFE + a substantial HECS rate reduction, or wipe out the full HECS/HELP debt balance in roughly five years.</w:t>
       </w:r>
-      <w:bookmarkEnd w:id="46"/>
+      <w:bookmarkEnd w:id="45"/>
     </w:p>
     <w:p>
       <w:pPr>
         <w:pStyle w:val="Heading3"/>
         <w:rPr/>
       </w:pPr>
-      <w:bookmarkStart w:id="47" w:name="medicare-expansion"/>
+      <w:bookmarkStart w:id="46" w:name="medicare-expansion"/>
       <w:r>
         <w:rPr/>
         <w:t>5.3 Medicare expansion</w:t>
@@ -9706,14 +9678,14 @@
         <w:rPr/>
         <w:t>A$17 billion a year covers the long-run-cost version of all four, but not simultaneously at the faster dental-rollout cost (A$4.7 + A$7.76 + A$1.7 + ~A$1.5 = ~A$15.7 bn, leaving ~A$1.3 bn for hospital top-ups and Indigenous health). Three of those four costings are primary-sourced (PC universal childcare; PBO ECR547 universal dental; BP1 Statement 3 90 per cent bulk-billing). The Better Access expansion is an order-of-magnitude estimate and should be confirmed against a Parliamentary Library / PBO costing before being relied on for a final program design. At the faster dental-rollout cost of ~A$11.5 bn/yr, the combined package would exceed A$17 bn unless another item were deferred or scaled.</w:t>
       </w:r>
-      <w:bookmarkEnd w:id="47"/>
+      <w:bookmarkEnd w:id="46"/>
     </w:p>
     <w:p>
       <w:pPr>
         <w:pStyle w:val="Heading3"/>
         <w:rPr/>
       </w:pPr>
-      <w:bookmarkStart w:id="48" w:name="housing"/>
+      <w:bookmarkStart w:id="47" w:name="housing"/>
       <w:r>
         <w:rPr/>
         <w:t>5.4 Housing</w:t>
@@ -9740,6 +9712,28 @@
         </w:rPr>
         <w:footnoteReference w:id="88"/>
       </w:r>
+      <w:bookmarkEnd w:id="47"/>
+    </w:p>
+    <w:p>
+      <w:pPr>
+        <w:pStyle w:val="Heading3"/>
+        <w:rPr/>
+      </w:pPr>
+      <w:bookmarkStart w:id="48" w:name="energy-bill-relief-the-irony"/>
+      <w:r>
+        <w:rPr/>
+        <w:t>5.5 Energy bill relief — the irony</w:t>
+      </w:r>
+    </w:p>
+    <w:p>
+      <w:pPr>
+        <w:pStyle w:val="FirstParagraph"/>
+        <w:rPr/>
+      </w:pPr>
+      <w:r>
+        <w:rPr/>
+        <w:t>The 2024-25 Commonwealth Energy Bill Relief Fund cost roughly A$3 billion (rebates to consumers for high energy bills). Australian households received subsidies for the high cost of gas, while gas extracted from Commonwealth waters is exported without a conventional royalty. A 25 per cent export tax would generate roughly 5–6 times the cost of the rebate scheme, every year.</w:t>
+      </w:r>
       <w:bookmarkEnd w:id="48"/>
     </w:p>
     <w:p>
@@ -9747,29 +9741,7 @@
         <w:pStyle w:val="Heading3"/>
         <w:rPr/>
       </w:pPr>
-      <w:bookmarkStart w:id="49" w:name="energy-bill-relief-the-irony"/>
-      <w:r>
-        <w:rPr/>
-        <w:t>5.5 Energy bill relief — the irony</w:t>
-      </w:r>
-    </w:p>
-    <w:p>
-      <w:pPr>
-        <w:pStyle w:val="FirstParagraph"/>
-        <w:rPr/>
-      </w:pPr>
-      <w:r>
-        <w:rPr/>
-        <w:t>The 2024-25 Commonwealth Energy Bill Relief Fund cost roughly A$3 billion (rebates to consumers for high energy bills). Australian households received subsidies for the high cost of gas, while gas extracted from Commonwealth waters is exported without a conventional royalty. A 25 per cent export tax would generate roughly 5–6 times the cost of the rebate scheme, every year.</w:t>
-      </w:r>
-      <w:bookmarkEnd w:id="49"/>
-    </w:p>
-    <w:p>
-      <w:pPr>
-        <w:pStyle w:val="Heading3"/>
-        <w:rPr/>
-      </w:pPr>
-      <w:bookmarkStart w:id="50" w:name="Xdc4c3ed8fe230228d9cc1de49bc2b38660646af"/>
+      <w:bookmarkStart w:id="49" w:name="Xdc4c3ed8fe230228d9cc1de49bc2b38660646af"/>
       <w:r>
         <w:rPr/>
         <w:t>5.6 The Norwegian counterfactual — a sovereign wealth fund</w:t>
@@ -10082,14 +10054,14 @@
         </w:rPr>
         <w:footnoteReference w:id="89"/>
       </w:r>
-      <w:bookmarkEnd w:id="50"/>
+      <w:bookmarkEnd w:id="49"/>
     </w:p>
     <w:p>
       <w:pPr>
         <w:pStyle w:val="Heading3"/>
         <w:rPr/>
       </w:pPr>
-      <w:bookmarkStart w:id="51" w:name="defence-and-aukus"/>
+      <w:bookmarkStart w:id="50" w:name="defence-and-aukus"/>
       <w:r>
         <w:rPr/>
         <w:t>5.7 Defence and AUKUS</w:t>
@@ -10198,15 +10170,15 @@
           </mc:Fallback>
         </mc:AlternateContent>
       </w:r>
-      <w:bookmarkEnd w:id="44"/>
-      <w:bookmarkEnd w:id="51"/>
+      <w:bookmarkEnd w:id="43"/>
+      <w:bookmarkEnd w:id="50"/>
     </w:p>
     <w:p>
       <w:pPr>
         <w:pStyle w:val="Heading2"/>
         <w:rPr/>
       </w:pPr>
-      <w:bookmarkStart w:id="52" w:name="part-6-recommendations-1"/>
+      <w:bookmarkStart w:id="51" w:name="part-6-recommendations-1"/>
       <w:r>
         <w:rPr/>
         <w:t>Part 6 — Recommendations</w:t>
@@ -10227,7 +10199,7 @@
         <w:pStyle w:val="Heading3"/>
         <w:rPr/>
       </w:pPr>
-      <w:bookmarkStart w:id="53" w:name="Xbf471b600eda720212757b843d5ad4f42726a33"/>
+      <w:bookmarkStart w:id="52" w:name="Xbf471b600eda720212757b843d5ad4f42726a33"/>
       <w:r>
         <w:rPr/>
         <w:t>6.1 If the goal is rent capture — fix the PRRT design, don’t replace it</w:t>
@@ -10364,14 +10336,14 @@
         <w:rPr/>
         <w:t>Apply the design to NEW projects to honour the Callaghan principle that “any major change to the design of the PRRT should only apply to new projects.” (This is the political compromise that makes reform legally and politically tractable.)</w:t>
       </w:r>
-      <w:bookmarkEnd w:id="53"/>
+      <w:bookmarkEnd w:id="52"/>
     </w:p>
     <w:p>
       <w:pPr>
         <w:pStyle w:val="Heading3"/>
         <w:rPr/>
       </w:pPr>
-      <w:bookmarkStart w:id="54" w:name="X2a95d18314906e814850a026539732850647bc5"/>
+      <w:bookmarkStart w:id="53" w:name="X2a95d18314906e814850a026539732850647bc5"/>
       <w:r>
         <w:rPr/>
         <w:t>6.2 If the goal is gross revenue + simplicity — use a hybrid royalty</w:t>
@@ -10412,6 +10384,28 @@
         <w:rPr/>
         <w:t>Australia’s gas resources are owned by the Australian community by constitutional convention. Royalty is the standard mechanism by which resource-owning sovereigns capture rent on extraction. The argument that royalties “discourage investment” is the textbook resource-rent objection. But resources have been extracted under royalty regimes in every major jurisdiction on Earth, including Norway (where the SDFI is, in fiscal effect, a deep royalty), for fifty years.</w:t>
       </w:r>
+      <w:bookmarkEnd w:id="53"/>
+    </w:p>
+    <w:p>
+      <w:pPr>
+        <w:pStyle w:val="Heading3"/>
+        <w:rPr/>
+      </w:pPr>
+      <w:bookmarkStart w:id="54" w:name="X563b8ed265201744a32bc8898a19bba6f9043c1"/>
+      <w:r>
+        <w:rPr/>
+        <w:t>6.3 If the goal is the cleanest political instrument — a 25 per cent export levy</w:t>
+      </w:r>
+    </w:p>
+    <w:p>
+      <w:pPr>
+        <w:pStyle w:val="FirstParagraph"/>
+        <w:rPr/>
+      </w:pPr>
+      <w:r>
+        <w:rPr/>
+        <w:t>This is the Australia Institute / ACTU / Greens position. Revenue: ~A$17 billion/year. The industry counter-arguments are credible: oil-indexed contracts and back-loaded capex matter. But they admit of design fixes. One example is a deduction for documented contract-price-vs-spot-price gaps, with the deduction subject to ATO audit.</w:t>
+      </w:r>
       <w:bookmarkEnd w:id="54"/>
     </w:p>
     <w:p>
@@ -10419,10 +10413,10 @@
         <w:pStyle w:val="Heading3"/>
         <w:rPr/>
       </w:pPr>
-      <w:bookmarkStart w:id="55" w:name="X563b8ed265201744a32bc8898a19bba6f9043c1"/>
-      <w:r>
-        <w:rPr/>
-        <w:t>6.3 If the goal is the cleanest political instrument — a 25 per cent export levy</w:t>
+      <w:bookmarkStart w:id="55" w:name="X0921bfae629da4642dc1a12579e0d75e1ff505c"/>
+      <w:r>
+        <w:rPr/>
+        <w:t>6.4 Whatever else is done — fund a Norway-style sovereign wealth fund</w:t>
       </w:r>
     </w:p>
     <w:p>
@@ -10432,7 +10426,17 @@
       </w:pPr>
       <w:r>
         <w:rPr/>
-        <w:t>This is the Australia Institute / ACTU / Greens position. Revenue: ~A$17 billion/year. The industry counter-arguments are credible: oil-indexed contracts and back-loaded capex matter. But they admit of design fixes. One example is a deduction for documented contract-price-vs-spot-price gaps, with the deduction subject to ATO audit.</w:t>
+        <w:t>The gap between Norway’s GPFG (A$2.77 trillion; A$491,000 per Norwegian resident) and Australia’s Future Fund (A$267.4 billion; A$9,646 per Australian resident) is not primarily explained by Norway being lucky with oil. Norway is unusual in two ways: it ring-fences resource revenue from current spending, and it has done so consistently for 30 years.</w:t>
+      </w:r>
+    </w:p>
+    <w:p>
+      <w:pPr>
+        <w:pStyle w:val="BodyText"/>
+        <w:rPr/>
+      </w:pPr>
+      <w:r>
+        <w:rPr/>
+        <w:t>Australia’s Future Fund was established in 2006 and has done well; but it is general-purpose, not a resource fund. A separate Future Generations Fund, fed by gas tax receipts and walled off from current spending, would do for Australia’s mineral generation what the GPFG has done for Norway’s: convert depletable resource rent into permanent intergenerational wealth.</w:t>
       </w:r>
       <w:bookmarkEnd w:id="55"/>
     </w:p>
@@ -10441,39 +10445,7 @@
         <w:pStyle w:val="Heading3"/>
         <w:rPr/>
       </w:pPr>
-      <w:bookmarkStart w:id="56" w:name="X0921bfae629da4642dc1a12579e0d75e1ff505c"/>
-      <w:r>
-        <w:rPr/>
-        <w:t>6.4 Whatever else is done — fund a Norway-style sovereign wealth fund</w:t>
-      </w:r>
-    </w:p>
-    <w:p>
-      <w:pPr>
-        <w:pStyle w:val="FirstParagraph"/>
-        <w:rPr/>
-      </w:pPr>
-      <w:r>
-        <w:rPr/>
-        <w:t>The gap between Norway’s GPFG (A$2.77 trillion; A$491,000 per Norwegian resident) and Australia’s Future Fund (A$267.4 billion; A$9,646 per Australian resident) is not primarily explained by Norway being lucky with oil. Norway is unusual in two ways: it ring-fences resource revenue from current spending, and it has done so consistently for 30 years.</w:t>
-      </w:r>
-    </w:p>
-    <w:p>
-      <w:pPr>
-        <w:pStyle w:val="BodyText"/>
-        <w:rPr/>
-      </w:pPr>
-      <w:r>
-        <w:rPr/>
-        <w:t>Australia’s Future Fund was established in 2006 and has done well; but it is general-purpose, not a resource fund. A separate Future Generations Fund, fed by gas tax receipts and walled off from current spending, would do for Australia’s mineral generation what the GPFG has done for Norway’s: convert depletable resource rent into permanent intergenerational wealth.</w:t>
-      </w:r>
-      <w:bookmarkEnd w:id="56"/>
-    </w:p>
-    <w:p>
-      <w:pPr>
-        <w:pStyle w:val="Heading3"/>
-        <w:rPr/>
-      </w:pPr>
-      <w:bookmarkStart w:id="57" w:name="X4cdde95b96722cfc07e47a223890103cd7782f4"/>
+      <w:bookmarkStart w:id="56" w:name="X4cdde95b96722cfc07e47a223890103cd7782f4"/>
       <w:r>
         <w:rPr/>
         <w:t>6.5 What the political debate keeps getting wrong</w:t>
@@ -10606,15 +10578,15 @@
           </mc:Fallback>
         </mc:AlternateContent>
       </w:r>
-      <w:bookmarkEnd w:id="52"/>
-      <w:bookmarkEnd w:id="57"/>
+      <w:bookmarkEnd w:id="51"/>
+      <w:bookmarkEnd w:id="56"/>
     </w:p>
     <w:p>
       <w:pPr>
         <w:pStyle w:val="Heading2"/>
         <w:rPr/>
       </w:pPr>
-      <w:bookmarkStart w:id="58" w:name="conclusion-1"/>
+      <w:bookmarkStart w:id="57" w:name="conclusion-1"/>
       <w:r>
         <w:rPr/>
         <w:t>Conclusion</w:t>
@@ -10746,14 +10718,14 @@
           </mc:Fallback>
         </mc:AlternateContent>
       </w:r>
-      <w:bookmarkEnd w:id="58"/>
+      <w:bookmarkEnd w:id="57"/>
     </w:p>
     <w:p>
       <w:pPr>
         <w:pStyle w:val="Heading2"/>
         <w:rPr/>
       </w:pPr>
-      <w:bookmarkStart w:id="59" w:name="appendix-a-headline-data-table-1"/>
+      <w:bookmarkStart w:id="58" w:name="appendix-a-headline-data-table-1"/>
       <w:r>
         <w:rPr/>
         <w:t>Appendix A — Headline data table</w:t>
@@ -14371,7 +14343,7 @@
           <mc:Choice Requires="wps">
             <w:drawing>
               <wp:inline distT="0" distB="0" distL="0" distR="0">
-                <wp:extent cx="635" cy="19050"/>
+                <wp:extent cx="5972810" cy="19050"/>
                 <wp:effectExtent l="0" t="0" r="0" b="0"/>
                 <wp:docPr id="31" name=""/>
                 <a:graphic xmlns:a="http://schemas.openxmlformats.org/drawingml/2006/main">
@@ -14385,7 +14357,7 @@
                       <wps:spPr>
                         <a:xfrm>
                           <a:off x="0" y="0"/>
-                          <a:ext cx="720" cy="19080"/>
+                          <a:ext cx="5972760" cy="19080"/>
                         </a:xfrm>
                         <a:prstGeom prst="rect">
                           <a:avLst/>
@@ -14411,7 +14383,7 @@
           </mc:Choice>
           <mc:Fallback>
             <w:pict>
-              <v:rect id="shape_0" fillcolor="white" stroked="t" o:allowincell="f" style="position:absolute;margin-left:0pt;margin-top:-1.55pt;width:0pt;height:1.45pt;mso-wrap-style:none;v-text-anchor:middle;mso-position-horizontal:center;mso-position-vertical:top">
+              <v:rect id="shape_0" fillcolor="white" stroked="t" o:allowincell="f" style="position:absolute;margin-left:0pt;margin-top:-1.55pt;width:470.25;height:1.45pt;mso-wrap-style:none;v-text-anchor:middle;mso-position-horizontal:center;mso-position-vertical:top">
                 <v:fill o:detectmouseclick="t" type="solid" color2="black"/>
                 <v:stroke color="black" joinstyle="round" endcap="flat"/>
                 <w10:wrap type="topAndBottom"/>
@@ -14420,17 +14392,17 @@
           </mc:Fallback>
         </mc:AlternateContent>
       </w:r>
-      <w:bookmarkEnd w:id="59"/>
+      <w:bookmarkEnd w:id="58"/>
     </w:p>
     <w:p>
       <w:pPr>
         <w:pStyle w:val="Heading2"/>
         <w:rPr/>
       </w:pPr>
-      <w:bookmarkStart w:id="60" w:name="X384e946d804fbd55d9cf87b155e4639b6d2a1fa"/>
-      <w:r>
-        <w:rPr/>
-        <w:t>Appendix B — Public audit notes and version history</w:t>
+      <w:bookmarkStart w:id="59" w:name="appendix-b-public-source-package-1"/>
+      <w:r>
+        <w:rPr/>
+        <w:t>Appendix B — Public source package</w:t>
       </w:r>
     </w:p>
     <w:p>
@@ -14440,7 +14412,7 @@
       </w:pPr>
       <w:r>
         <w:rPr/>
-        <w:t>This appendix records public-facing changes to the report and the audit package. The public package is limited to the material needed to inspect the report’s factual claims and rendered outputs.</w:t>
+        <w:t>The public repository is designed as an audit package, not a general-purpose template. It includes enough material to inspect the factual basis of the report while keeping the package focused on publication and citation.</w:t>
       </w:r>
     </w:p>
     <w:p>
@@ -14449,785 +14421,39 @@
         <w:rPr/>
       </w:pPr>
       <w:r>
-        <w:rPr>
-          <w:b/>
-          <w:bCs/>
-        </w:rPr>
-        <w:t>v3.2.7 (this version)</w:t>
-      </w:r>
-      <w:r>
-        <w:rPr/>
-        <w:t xml:space="preserve"> is a small chart-annotation fix. In Figure 12 (international comparators expressed as annual government revenue), the floating callout “A$17.5 bn if LNG-attributable company income tax is included” was repositioned from x=17 to x=30 in the chart coordinate space so it no longer overlaps the UK bar’s “A$8.5 bn” inline label. Chart 12’s script (</w:t>
-      </w:r>
+        <w:rPr/>
+        <w:t>Public materials include:</w:t>
+      </w:r>
+    </w:p>
+    <w:p>
+      <w:pPr>
+        <w:pStyle w:val="Compact"/>
+        <w:numPr>
+          <w:ilvl w:val="0"/>
+          <w:numId w:val="8"/>
+        </w:numPr>
+        <w:rPr/>
+      </w:pPr>
       <w:r>
         <w:rPr>
           <w:rStyle w:val="VerbatimChar"/>
         </w:rPr>
-        <w:t>charts/12_aud_international_revenue.py</w:t>
-      </w:r>
-      <w:r>
-        <w:rPr/>
-        <w:t xml:space="preserve">) was also migrated to use the </w:t>
-      </w:r>
-      <w:r>
-        <w:rPr>
-          <w:rStyle w:val="VerbatimChar"/>
-        </w:rPr>
-        <w:t>save_chart()</w:t>
-      </w:r>
-      <w:r>
-        <w:rPr/>
-        <w:t xml:space="preserve"> helper introduced in general-repo v0.22.20 (matplotlib save + RGBA→RGB flatten for Mac Word PNG compatibility). No data values, no source citations, no other charts touched. The rebuilt DOCX runs through the v0.22.20 normaliser + validator pipeline as before; verify-publication remains 21/0. DOI (10.61700/7p5yeli67e) unchanged.</w:t>
-      </w:r>
-    </w:p>
-    <w:p>
-      <w:pPr>
-        <w:pStyle w:val="BodyText"/>
-        <w:rPr/>
-      </w:pPr>
-      <w:r>
-        <w:rPr>
-          <w:b/>
-          <w:bCs/>
-        </w:rPr>
-        <w:t>v3.2.6</w:t>
-      </w:r>
-      <w:r>
-        <w:rPr/>
-        <w:t xml:space="preserve"> is a Mac Microsoft Word DOCX compatibility rebuild. The v3.2.5 DOCX did not open in Mac Word because a heading slug — </w:t>
-      </w:r>
-      <w:r>
-        <w:rPr>
-          <w:rStyle w:val="VerbatimChar"/>
-        </w:rPr>
-        <w:t>we-do-pay-a21.9-billion-in-2024-25</w:t>
-      </w:r>
-      <w:r>
-        <w:rPr/>
-        <w:t xml:space="preserve"> from “§4.5 We do pay — A$21.9 billion in 2024-25” — produced an OOXML bookmark name containing a period (</w:t>
-      </w:r>
-      <w:r>
-        <w:rPr>
-          <w:rStyle w:val="VerbatimChar"/>
-        </w:rPr>
-        <w:t>.</w:t>
-      </w:r>
-      <w:r>
-        <w:rPr/>
-        <w:t xml:space="preserve">) inside </w:t>
-      </w:r>
-      <w:r>
-        <w:rPr>
-          <w:rStyle w:val="VerbatimChar"/>
-        </w:rPr>
-        <w:t>a21.9</w:t>
-      </w:r>
-      <w:r>
-        <w:rPr/>
-        <w:t xml:space="preserve">. Per Microsoft Support documentation, Word bookmark names must start with a letter and contain only letters, numbers, underscores, and hyphens; the period is rejected. LibreOffice tolerates the period; Mac Word does not, which is why the v3.2.5 DOCX passed every in-repo gate (verify-publication, LibreOffice round-trip, xmllint) but failed at the user-facing step. general-repo v0.22.20 adds a build-time bookmark-name normaliser to </w:t>
-      </w:r>
-      <w:r>
-        <w:rPr>
-          <w:rStyle w:val="VerbatimChar"/>
-        </w:rPr>
-        <w:t>scripts/build_docx.py</w:t>
-      </w:r>
-      <w:r>
-        <w:rPr/>
-        <w:t xml:space="preserve"> that auto-rewrites unsafe characters to underscores (</w:t>
-      </w:r>
-      <w:r>
-        <w:rPr>
-          <w:rStyle w:val="VerbatimChar"/>
-        </w:rPr>
-        <w:t>we-do-pay-a21.9-billion-in-2024-25</w:t>
-      </w:r>
-      <w:r>
-        <w:rPr/>
-        <w:t xml:space="preserve"> becomes </w:t>
-      </w:r>
-      <w:r>
-        <w:rPr>
-          <w:rStyle w:val="VerbatimChar"/>
-        </w:rPr>
-        <w:t>we-do-pay-a21_9-billion-in-2024-25</w:t>
-      </w:r>
-      <w:r>
-        <w:rPr/>
-        <w:t>) and updates internal hyperlink anchors to match. A LOUD validator (</w:t>
-      </w:r>
-      <w:r>
-        <w:rPr>
-          <w:rStyle w:val="VerbatimChar"/>
-        </w:rPr>
-        <w:t>raise SystemExit</w:t>
-      </w:r>
-      <w:r>
-        <w:rPr/>
-        <w:t>) catches any unsafe name that gets past the normaliser. The same release also flattens RGBA chart PNGs to RGB to avoid Mac Word’s “found unreadable content” recovery flow on alpha-channel images. v3.2.6 ships the rebuilt DOCX through this pipeline; no source markdown changed (the heading text and section number are unchanged), and no claim-level number, factual content, or framework structure differs from v3.2.5. The DOI (10.61700/7p5yeli67e) is unchanged.</w:t>
-      </w:r>
-    </w:p>
-    <w:p>
-      <w:pPr>
-        <w:pStyle w:val="BodyText"/>
-        <w:rPr/>
-      </w:pPr>
-      <w:r>
-        <w:rPr>
-          <w:b/>
-          <w:bCs/>
-        </w:rPr>
-        <w:t>v3.2.5</w:t>
-      </w:r>
-      <w:r>
-        <w:rPr/>
-        <w:t xml:space="preserve"> is the canonical anti-LLM-tic typographic-restraint round. It addresses two LLM-drafting tics in sequence: excessive bolding (the first pass) and em-dash overuse (the second pass, originally tracked internally as v3.2.6 before being folded back into v3.2.5 to keep the DOI-citable version label stable). Both passes are consolidated here under the single v3.2.5 tag. The substantive claims and numbers are identical to v3.2.4.</w:t>
-      </w:r>
-    </w:p>
-    <w:p>
-      <w:pPr>
-        <w:pStyle w:val="BodyText"/>
-        <w:rPr/>
-      </w:pPr>
-      <w:r>
-        <w:rPr>
-          <w:i/>
-          <w:iCs/>
-        </w:rPr>
-        <w:t>Bolding pass.</w:t>
-      </w:r>
-      <w:r>
-        <w:rPr/>
-        <w:t xml:space="preserve"> A survey of comparator policy reports (Grattan Institute’s </w:t>
-      </w:r>
-      <w:r>
-        <w:rPr>
-          <w:i/>
-          <w:iCs/>
-        </w:rPr>
-        <w:t>Bills down, emissions down</w:t>
-      </w:r>
-      <w:r>
-        <w:rPr/>
-        <w:t xml:space="preserve"> 2025 and </w:t>
-      </w:r>
-      <w:r>
-        <w:rPr>
-          <w:i/>
-          <w:iCs/>
-        </w:rPr>
-        <w:t>Keeping the lights on</w:t>
-      </w:r>
-      <w:r>
-        <w:rPr/>
-        <w:t xml:space="preserve"> 2024; the Australia Institute’s </w:t>
-      </w:r>
-      <w:r>
-        <w:rPr>
-          <w:i/>
-          <w:iCs/>
-        </w:rPr>
-        <w:t>Raising revenue right</w:t>
-      </w:r>
-      <w:r>
-        <w:rPr/>
-        <w:t xml:space="preserve"> 2025) found that gas-tax v3.2.4 carried bolded text on </w:t>
-      </w:r>
-      <w:r>
-        <w:rPr>
-          <w:b/>
-          <w:bCs/>
-        </w:rPr>
-        <w:t>16.8 per cent</w:t>
-      </w:r>
-      <w:r>
-        <w:rPr/>
-        <w:t xml:space="preserve"> of all words in the rendered PDF, against </w:t>
-      </w:r>
-      <w:r>
-        <w:rPr>
-          <w:b/>
-          <w:bCs/>
-        </w:rPr>
-        <w:t>3.8–5.2 per cent</w:t>
-      </w:r>
-      <w:r>
-        <w:rPr/>
-        <w:t xml:space="preserve"> for Grattan-style reports and </w:t>
-      </w:r>
-      <w:r>
-        <w:rPr>
-          <w:b/>
-          <w:bCs/>
-        </w:rPr>
-        <w:t>9.7 per cent</w:t>
-      </w:r>
-      <w:r>
-        <w:rPr/>
-        <w:t xml:space="preserve"> for the more polemical Australia Institute style. The pattern in v3.2.4 (bolding every notable dollar figure, every percentage, every claim quoted verbatim, every bullet lead-in) was the LLM-drafting tic that creates a wall of false emphasis where no single anchor stands out. The bolding pass cut inline-emphasis bolding aggressively: 198 of 238 markdown </w:t>
-      </w:r>
-      <w:r>
-        <w:rPr>
-          <w:rStyle w:val="VerbatimChar"/>
-        </w:rPr>
-        <w:t>**bold**</w:t>
-      </w:r>
-      <w:r>
-        <w:rPr/>
-        <w:t xml:space="preserve"> spans removed (83% reduction), keeping only the structural scanning anchors readers actually use, namely the cover headline-finding sentence; the colophon labels (Citation, License, Currency); the three claim quotes in the verdict block; the A$17 bn pull-quote; Part 1’s four “Heads of revenue” pseudo-headings; recommendation labels in the Conclusion; Appendix B’s version-history tags; Appendix D’s section labels; and table-cell values in the headline data table (Appendix A) and FX rate table (Appendix D).</w:t>
-      </w:r>
-    </w:p>
-    <w:p>
-      <w:pPr>
-        <w:pStyle w:val="BodyText"/>
-        <w:rPr/>
-      </w:pPr>
-      <w:r>
-        <w:rPr>
-          <w:i/>
-          <w:iCs/>
-        </w:rPr>
-        <w:t>Em-dash pass.</w:t>
-      </w:r>
-      <w:r>
-        <w:rPr/>
-        <w:t xml:space="preserve"> The same comparator survey, extended to em-dash density, found those three professional reports use </w:t>
-      </w:r>
-      <w:r>
-        <w:rPr>
-          <w:b/>
-          <w:bCs/>
-        </w:rPr>
-        <w:t>zero em-dashes</w:t>
-      </w:r>
-      <w:r>
-        <w:rPr/>
-        <w:t xml:space="preserve"> as a working norm (they replace them with commas, periods, semicolons, or parentheses; en-dashes are reserved for numeric ranges only). gas-tax v3.2.4 carried </w:t>
-      </w:r>
-      <w:r>
-        <w:rPr>
-          <w:b/>
-          <w:bCs/>
-        </w:rPr>
-        <w:t>10.1 em-dashes per 1000 words</w:t>
-      </w:r>
-      <w:r>
-        <w:rPr/>
-        <w:t xml:space="preserve"> (165 total in the rendered PDF), the classic Claude-family pattern of joining clauses with </w:t>
-      </w:r>
-      <w:r>
-        <w:rPr>
-          <w:rStyle w:val="VerbatimChar"/>
-        </w:rPr>
-        <w:t>—</w:t>
-      </w:r>
-      <w:r>
-        <w:rPr/>
-        <w:t xml:space="preserve"> where a human writer would use a comma. This is even more diagnostic of LLM drafting than the bolding tic. The em-dash pass swept all 173 em-dashes in the markdown source to commas (163), semicolons (10 for “— and / — but / — that is” connectors), or parentheses (3 clarifying-enumeration cases manually cleaned up where comma replacement would have made the list ambiguous: the four-heads-of-revenue list, the industry-defence list, and the </w:t>
-      </w:r>
-      <w:r>
-        <w:rPr>
-          <w:i/>
-          <w:iCs/>
-        </w:rPr>
-        <w:t>upper-bound</w:t>
-      </w:r>
-      <w:r>
-        <w:rPr/>
-        <w:t xml:space="preserve"> expression aside). Conventional title-formatting em-dashes were restored in </w:t>
-      </w:r>
-      <w:r>
-        <w:rPr>
-          <w:rStyle w:val="VerbatimChar"/>
-        </w:rPr>
-        <w:t>## Part N — Title</w:t>
-      </w:r>
-      <w:r>
-        <w:rPr/>
-        <w:t xml:space="preserve">, </w:t>
-      </w:r>
-      <w:r>
-        <w:rPr>
-          <w:rStyle w:val="VerbatimChar"/>
-        </w:rPr>
-        <w:t>## Appendix X — Title</w:t>
-      </w:r>
-      <w:r>
-        <w:rPr/>
-        <w:t xml:space="preserve">, </w:t>
-      </w:r>
-      <w:r>
-        <w:rPr>
-          <w:rStyle w:val="VerbatimChar"/>
-        </w:rPr>
-        <w:t>### N.M Subsection — Subtitle</w:t>
-      </w:r>
-      <w:r>
-        <w:rPr/>
-        <w:t xml:space="preserve"> headings and matching TOC entries and inline appendix references. After the sweep, the rendered PDF carries zero em-dashes in body prose and only the conventional heading and TOC em-dashes that are not the LLM tic.</w:t>
-      </w:r>
-    </w:p>
-    <w:p>
-      <w:pPr>
-        <w:pStyle w:val="BodyText"/>
-        <w:rPr/>
-      </w:pPr>
-      <w:r>
-        <w:rPr/>
-        <w:t>No claim-level numbers, no factual content, no structural ordering changes from v3.2.4. Only typographic restraint. The discipline behind this round is codified in general-repo v0.22.8 + v0.22.9 (</w:t>
-      </w:r>
-      <w:r>
-        <w:rPr>
-          <w:rStyle w:val="VerbatimChar"/>
-        </w:rPr>
-        <w:t>POLICY_DOCS.md</w:t>
-      </w:r>
-      <w:r>
-        <w:rPr/>
-        <w:t xml:space="preserve"> § Formatting restraint; </w:t>
-      </w:r>
-      <w:r>
-        <w:rPr>
-          <w:rStyle w:val="VerbatimChar"/>
-        </w:rPr>
-        <w:t>methodology/drafting_protocol.md</w:t>
-      </w:r>
-      <w:r>
-        <w:rPr/>
-        <w:t xml:space="preserve"> § Visual emphasis budget; </w:t>
-      </w:r>
-      <w:r>
-        <w:rPr>
-          <w:rStyle w:val="VerbatimChar"/>
-        </w:rPr>
-        <w:t>methodology/voice_review_protocol.md</w:t>
-      </w:r>
-      <w:r>
-        <w:rPr/>
-        <w:t xml:space="preserve"> § Formatting checks; </w:t>
-      </w:r>
-      <w:r>
-        <w:rPr>
-          <w:rStyle w:val="VerbatimChar"/>
-        </w:rPr>
-        <w:t>agent_briefs/06_copy_editor_brief.md</w:t>
-      </w:r>
-      <w:r>
-        <w:rPr/>
-        <w:t xml:space="preserve"> § Formatting-tic audit; </w:t>
-      </w:r>
-      <w:r>
-        <w:rPr>
-          <w:rStyle w:val="VerbatimChar"/>
-        </w:rPr>
-        <w:t>agent_briefs/11_voice_review_brief.md</w:t>
-      </w:r>
-      <w:r>
-        <w:rPr/>
-        <w:t xml:space="preserve"> § Formatting audit; </w:t>
-      </w:r>
-      <w:r>
-        <w:rPr>
-          <w:rStyle w:val="VerbatimChar"/>
-        </w:rPr>
-        <w:t>methodology/dissemination_workflow.md</w:t>
-      </w:r>
-      <w:r>
-        <w:rPr/>
-        <w:t xml:space="preserve"> § formatting restraint applies to outreach; the new measurement script </w:t>
-      </w:r>
-      <w:r>
-        <w:rPr>
-          <w:rStyle w:val="VerbatimChar"/>
-        </w:rPr>
-        <w:t>scripts/check_formatting_restraint.py</w:t>
-      </w:r>
-      <w:r>
-        <w:rPr/>
-        <w:t xml:space="preserve">) so future Instats publications start at the Grattan baseline rather than the LLM-tic baseline. A survey of comparator policy reports (Grattan Institute’s </w:t>
-      </w:r>
-      <w:r>
-        <w:rPr>
-          <w:i/>
-          <w:iCs/>
-        </w:rPr>
-        <w:t>Bills down, emissions down</w:t>
-      </w:r>
-      <w:r>
-        <w:rPr/>
-        <w:t xml:space="preserve"> 2025 and </w:t>
-      </w:r>
-      <w:r>
-        <w:rPr>
-          <w:i/>
-          <w:iCs/>
-        </w:rPr>
-        <w:t>Keeping the lights on</w:t>
-      </w:r>
-      <w:r>
-        <w:rPr/>
-        <w:t xml:space="preserve"> 2024; the Australia Institute’s </w:t>
-      </w:r>
-      <w:r>
-        <w:rPr>
-          <w:i/>
-          <w:iCs/>
-        </w:rPr>
-        <w:t>Raising revenue right</w:t>
-      </w:r>
-      <w:r>
-        <w:rPr/>
-        <w:t xml:space="preserve"> 2025) found that gas-tax v3.2.4 carried bolded text on </w:t>
-      </w:r>
-      <w:r>
-        <w:rPr>
-          <w:b/>
-          <w:bCs/>
-        </w:rPr>
-        <w:t>16.8 per cent</w:t>
-      </w:r>
-      <w:r>
-        <w:rPr/>
-        <w:t xml:space="preserve"> of all words in the rendered PDF, against </w:t>
-      </w:r>
-      <w:r>
-        <w:rPr>
-          <w:b/>
-          <w:bCs/>
-        </w:rPr>
-        <w:t>3.8–5.2 per cent</w:t>
-      </w:r>
-      <w:r>
-        <w:rPr/>
-        <w:t xml:space="preserve"> for Grattan-style reports and </w:t>
-      </w:r>
-      <w:r>
-        <w:rPr>
-          <w:b/>
-          <w:bCs/>
-        </w:rPr>
-        <w:t>9.7 per cent</w:t>
-      </w:r>
-      <w:r>
-        <w:rPr/>
-        <w:t xml:space="preserve"> for the more polemical Australia Institute style. The pattern in gas-tax, bolding every notable dollar figure, every percentage, every claim quoted verbatim, every bullet lead-in, was an LLM-drafting tic that created a wall of false emphasis where no single anchor stood out. v3.2.5 cuts inline-emphasis bolding aggressively: 198 of 238 markdown </w:t>
-      </w:r>
-      <w:r>
-        <w:rPr>
-          <w:rStyle w:val="VerbatimChar"/>
-        </w:rPr>
-        <w:t>**bold**</w:t>
-      </w:r>
-      <w:r>
-        <w:rPr/>
-        <w:t xml:space="preserve"> spans removed (83% reduction), keeping only the structural scanning anchors readers actually use, the cover headline-finding sentence; the colophon labels (Citation, License, Currency); the three claim quotes in the verdict block; the A$17 bn pull-quote; Part 1’s four “Heads of revenue” pseudo-headings; the recommendation labels in the Conclusion; Appendix B’s version-history tags; Appendix D’s section labels; and table-cell values in the headline data table (Appendix A) and FX rate table (Appendix D). No claim-level numbers, no factual content, no structural ordering changes, only typographic restraint. The discipline behind this cut is codified in general-repo v0.22.8 (</w:t>
-      </w:r>
-      <w:r>
-        <w:rPr>
-          <w:rStyle w:val="VerbatimChar"/>
-        </w:rPr>
-        <w:t>methodology/drafting_protocol.md</w:t>
-      </w:r>
-      <w:r>
-        <w:rPr/>
-        <w:t xml:space="preserve"> § Visual emphasis budget + </w:t>
-      </w:r>
-      <w:r>
-        <w:rPr>
-          <w:rStyle w:val="VerbatimChar"/>
-        </w:rPr>
-        <w:t>policy_docs/design_feedback/DESIGN_FEEDBACK.md</w:t>
-      </w:r>
-      <w:r>
-        <w:rPr/>
-        <w:t xml:space="preserve"> § Bolding-restraint discipline + </w:t>
-      </w:r>
-      <w:r>
-        <w:rPr>
-          <w:rStyle w:val="VerbatimChar"/>
-        </w:rPr>
-        <w:t>agent_briefs/06_copy_editor_brief.md</w:t>
-      </w:r>
-      <w:r>
-        <w:rPr/>
-        <w:t xml:space="preserve"> § Bold-frequency audit) so future Instats publications start at the Grattan baseline rather than the LLM-tic baseline.</w:t>
-      </w:r>
-    </w:p>
-    <w:p>
-      <w:pPr>
-        <w:pStyle w:val="BodyText"/>
-        <w:rPr/>
-      </w:pPr>
-      <w:r>
-        <w:rPr>
-          <w:b/>
-          <w:bCs/>
-        </w:rPr>
-        <w:t>v3.2.4</w:t>
-      </w:r>
-      <w:r>
-        <w:rPr/>
-        <w:t xml:space="preserve"> consolidates four in-place follow-up patches atop v3.2.3, all shipped under the same v3.2.4 release tag because no factual claim or number changes (only framing, structure, and self-identification). (a) The executive summary’s first paragraph (§The finding) was rewritten because the prior version referenced “the February 2026 Senate Estimates exchange” as if previously established; but the paragraph is the document’s opening, with no prior context to anchor that reference. The new opening lands the substantive claim directly (beer excise outstrips PRRT in every forward-estimates year through 2029-30, even after the Budget’s near-term upward PRRT revision; PRRT taper after 2026-27: A$1.75 bn, A$1.55 bn, A$1.25 bn) without a dangling reference. One </w:t>
-      </w:r>
-      <w:r>
-        <w:rPr>
-          <w:rStyle w:val="VerbatimChar"/>
-        </w:rPr>
-        <w:t>[^pocock_senate]</w:t>
-      </w:r>
-      <w:r>
-        <w:rPr/>
-        <w:t xml:space="preserve"> footnote caller was dropped from this paragraph; the footnote definition is still referenced in §The finding’s three-claims block and in §2.1 The beer-versus-PRRT exchange. (b) Appendix B narrative bumped from “v3.2.3 (this version)” to “v3.2.4 (this version)” and </w:t>
-      </w:r>
-      <w:r>
-        <w:rPr>
-          <w:rStyle w:val="VerbatimChar"/>
-        </w:rPr>
-        <w:t>sources/fx_rates.md</w:t>
-      </w:r>
-      <w:r>
-        <w:rPr/>
-        <w:t xml:space="preserve"> header version-string sweep extended to v3.2.4, pure self-identification, no other change. (c) On external reviewer recommendation, the front-matter colophon was compressed from ~7 dense paragraphs (About, Read online, Citation, Public audit package, License, Currency, Methodology summary, AI assistance) to 3 short lines (Citation, License, Currency pointer); the longer “behind-the-scenes” prose moved to a new Appendix D — About this report, which carries the report-scope description, online-edition pointer, methodology summary, full FX rate table, and AI assistance disclosure. (d) Executive summary “The finding” now sits before the Table of Contents rather than after it, matching the prevailing modern policy-report convention (Brookings, Grattan, McKinsey Global Institute, RAND, World Bank) and minimising the reader’s time-to-finding. The audience/purpose paragraph added in (c) was simultaneously tightened on a Gemini Flash Preview + GPT-5.5 voice-review pair: the defensive “campaign document” disclaimer was dropped, the duplicate “forensic accounting” label was removed, “any serious reader can audit the claims themselves” was replaced with “for readers to trace the claims and form their own view”, and the first sentence was split into two cleaner sentences. No claim-level numbers or substantive analysis change.</w:t>
-      </w:r>
-    </w:p>
-    <w:p>
-      <w:pPr>
-        <w:pStyle w:val="BodyText"/>
-        <w:rPr/>
-      </w:pPr>
-      <w:r>
-        <w:rPr>
-          <w:b/>
-          <w:bCs/>
-        </w:rPr>
-        <w:t>v3.2.3</w:t>
-      </w:r>
-      <w:r>
-        <w:rPr/>
-        <w:t xml:space="preserve"> consolidates three post-Budget-2026-27 patch rounds atop v3.2.0. v3.2.1 was a doc/script-polish round (</w:t>
-      </w:r>
-      <w:r>
-        <w:rPr>
-          <w:rStyle w:val="VerbatimChar"/>
-        </w:rPr>
-        <w:t>sources/fx_rates.md</w:t>
-      </w:r>
-      <w:r>
-        <w:rPr/>
-        <w:t xml:space="preserve"> version-header sweep, </w:t>
-      </w:r>
-      <w:r>
-        <w:rPr>
-          <w:rStyle w:val="VerbatimChar"/>
-        </w:rPr>
-        <w:t>CITATION.cff</w:t>
-      </w:r>
-      <w:r>
-        <w:rPr/>
-        <w:t xml:space="preserve"> date update, chart-script </w:t>
-      </w:r>
-      <w:r>
-        <w:rPr>
-          <w:rStyle w:val="VerbatimChar"/>
-        </w:rPr>
-        <w:t>mkdir</w:t>
-      </w:r>
-      <w:r>
-        <w:rPr/>
-        <w:t xml:space="preserve"> PNG-output-dir asymmetry fix via </w:t>
-      </w:r>
-      <w:r>
-        <w:rPr>
-          <w:rStyle w:val="VerbatimChar"/>
-        </w:rPr>
-        <w:t>style._ensure_output_dirs()</w:t>
-      </w:r>
-      <w:r>
-        <w:rPr/>
-        <w:t xml:space="preserve">, README final-report.html link cleanup, </w:t>
-      </w:r>
-      <w:r>
-        <w:rPr>
-          <w:rStyle w:val="VerbatimChar"/>
-        </w:rPr>
-        <w:t>docs/index.instats.manifest.txt</w:t>
-      </w:r>
-      <w:r>
-        <w:rPr/>
-        <w:t xml:space="preserve"> logo dedupe, Chart 09 docstring scope-distinguishing wording fix). v3.2.2 closed two findings surfaced by the verify-publication harness: Chart 11 line 52 FX-scanner false-positive marked </w:t>
-      </w:r>
-      <w:r>
-        <w:rPr>
-          <w:rStyle w:val="VerbatimChar"/>
-        </w:rPr>
-        <w:t># not-fx</w:t>
-      </w:r>
-      <w:r>
-        <w:rPr/>
-        <w:t xml:space="preserve">; an orphaned </w:t>
-      </w:r>
-      <w:r>
-        <w:rPr>
-          <w:rStyle w:val="VerbatimChar"/>
-        </w:rPr>
-        <w:t>[^budget_25_26]</w:t>
-      </w:r>
-      <w:r>
-        <w:rPr/>
-        <w:t xml:space="preserve"> footnote definition with zero inline references removed (the Budget 2025-26 content was already cited via </w:t>
-      </w:r>
-      <w:r>
-        <w:rPr>
-          <w:rStyle w:val="VerbatimChar"/>
-        </w:rPr>
-        <w:t>[^strengthening_medicare]</w:t>
-      </w:r>
-      <w:r>
-        <w:rPr/>
-        <w:t xml:space="preserve">, same primary source, no information loss). v3.2.3 closes the 8-reviewer final pre-publication audit findings: this Appendix B narrative bumped; </w:t>
-      </w:r>
-      <w:r>
-        <w:rPr>
-          <w:rStyle w:val="VerbatimChar"/>
-        </w:rPr>
-        <w:t>charts/04_what_17b_buys.py</w:t>
-      </w:r>
-      <w:r>
-        <w:rPr/>
-        <w:t xml:space="preserve"> </w:t>
-      </w:r>
-      <w:r>
-        <w:rPr>
-          <w:rStyle w:val="VerbatimChar"/>
-        </w:rPr>
-        <w:t># red-clusters: 2</w:t>
-      </w:r>
-      <w:r>
-        <w:rPr/>
-        <w:t xml:space="preserve"> rationale corrected (the second red cluster is the dashed </w:t>
-      </w:r>
-      <w:r>
-        <w:rPr>
-          <w:rStyle w:val="VerbatimChar"/>
-        </w:rPr>
-        <w:t>axvline</w:t>
-      </w:r>
-      <w:r>
-        <w:rPr/>
-        <w:t xml:space="preserve"> reference line plus its red label, not a four-program total band); </w:t>
-      </w:r>
-      <w:r>
-        <w:rPr>
-          <w:rStyle w:val="VerbatimChar"/>
-        </w:rPr>
-        <w:t>[^angea_factcheck]</w:t>
-      </w:r>
-      <w:r>
-        <w:rPr/>
-        <w:t xml:space="preserve"> body text aligned to the ANGEA primary source’s own framing (“taxes, royalties and levies combined”, not corporate income tax alone); </w:t>
-      </w:r>
-      <w:r>
-        <w:rPr>
-          <w:rStyle w:val="VerbatimChar"/>
-        </w:rPr>
-        <w:t>[^npd_2025]</w:t>
-      </w:r>
-      <w:r>
-        <w:rPr/>
-        <w:t xml:space="preserve"> URL swapped from a 404’d path (</w:t>
-      </w:r>
-      <w:r>
-        <w:rPr>
-          <w:rStyle w:val="VerbatimChar"/>
-        </w:rPr>
-        <w:t>nbim.no/en/the-fund/key-figures/</w:t>
-      </w:r>
-      <w:r>
-        <w:rPr/>
-        <w:t xml:space="preserve">) to the canonical </w:t>
-      </w:r>
-      <w:r>
-        <w:rPr>
-          <w:rStyle w:val="VerbatimChar"/>
-        </w:rPr>
-        <w:t>nbim.no/en/</w:t>
-      </w:r>
-      <w:r>
-        <w:rPr/>
-        <w:t xml:space="preserve">; the body’s SWF gap re-stated from “one-fortieth” to “roughly fifty-one times less than Norway’s” with recomputed per-resident figures; Australia’s population denominator updated to the ABS National, state and territory population September 2025 release (27,724,744 residents at 30 September 2025; released 19 March 2026), the Future Fund per-resident figure recomputed at A$9,646 (previously A$10,050 against a rounded 26.6 m base); Norway’s population denominator updated to SSB Q4 2025 / 1 January 2026 (5,627,400), GPFG per-resident recomputed at A$491,000 (previously A$494,000); Norway’s 2024 petroleum net cash flow figure in the international comparison dossier updated from the older NOK 680 bn estimate to the verified actual NOK 702.2 bn, citing </w:t>
-      </w:r>
-      <w:r>
-        <w:rPr>
-          <w:i/>
-          <w:iCs/>
-        </w:rPr>
-        <w:t>Statsbudsjettet 2026</w:t>
-      </w:r>
-      <w:r>
-        <w:rPr/>
-        <w:t xml:space="preserve"> Meld. St. 1 (2025-2026) Table 3.5 page 28 (the body text already carried 702 from v3.2.0; only the dossier needed alignment); Figure 7 (the per-resident SWF chart) regenerated against the new populations and ratio (~51×); the AEP “all other” figure (A$0.5 bn rounded in Figure 8, A$0.49 bn precise in Appendix A) confirmed internally consistent; </w:t>
-      </w:r>
-      <w:r>
-        <w:rPr>
-          <w:rStyle w:val="VerbatimChar"/>
-        </w:rPr>
-        <w:t>sources/fx_rates.md</w:t>
-      </w:r>
-      <w:r>
-        <w:rPr/>
-        <w:t xml:space="preserve"> header version-string sweep extended to v3.2.3. None of these changes invalidates a factual claim in the report; they tighten precision and citation hygiene.</w:t>
-      </w:r>
-    </w:p>
-    <w:p>
-      <w:pPr>
-        <w:pStyle w:val="BodyText"/>
-        <w:rPr/>
-      </w:pPr>
-      <w:r>
-        <w:rPr>
-          <w:b/>
-          <w:bCs/>
-        </w:rPr>
-        <w:t>v3.1.0</w:t>
-      </w:r>
-      <w:r>
-        <w:rPr/>
-        <w:t xml:space="preserve"> updated South Korea’s buyer-country LNG tax comparator to A$14.80 per tonne on a power-generation basis, with a footnote explaining why city-gas LNG would imply a higher weighted average; placed the PRRT history series explicitly on a cash receipts basis, with FY2021-22 corrected from A$2.166 billion accrual revenue to A$1.638 billion cash receipts; regenerated public charts and release artefacts; and narrowed the public repository to an evidence-and-publication package.</w:t>
-      </w:r>
-    </w:p>
-    <w:p>
-      <w:pPr>
-        <w:pStyle w:val="BodyText"/>
-        <w:rPr/>
-      </w:pPr>
-      <w:r>
-        <w:rPr>
-          <w:b/>
-          <w:bCs/>
-        </w:rPr>
-        <w:t>v3.0.12 and earlier</w:t>
-      </w:r>
-      <w:r>
-        <w:rPr/>
-        <w:t xml:space="preserve"> contain the pre-v3.1 publication history. As of v3.1.0, the public package is intentionally limited to the report, source manuscript, numerical manifest, chart code/assets, source dossiers, release artefacts, and citation metadata. This preserves public accountability for factual claims while keeping the repository focused on evidence and publication.</w:t>
-      </w:r>
-    </w:p>
-    <w:p>
-      <w:pPr>
-        <w:pStyle w:val="BodyText"/>
-        <w:rPr/>
-      </w:pPr>
-      <w:r>
-        <w:rPr>
-          <w:b/>
-          <w:bCs/>
-        </w:rPr>
-        <w:t>Public audit boundary.</w:t>
-      </w:r>
-      <w:r>
-        <w:rPr/>
-        <w:t xml:space="preserve"> Readers can inspect the numbers in </w:t>
-      </w:r>
+        <w:t>drafts/report.md</w:t>
+      </w:r>
+      <w:r>
+        <w:rPr/>
+        <w:t>, source manuscript for the public report;</w:t>
+      </w:r>
+    </w:p>
+    <w:p>
+      <w:pPr>
+        <w:pStyle w:val="Compact"/>
+        <w:numPr>
+          <w:ilvl w:val="0"/>
+          <w:numId w:val="8"/>
+        </w:numPr>
+        <w:rPr/>
+      </w:pPr>
       <w:r>
         <w:rPr>
           <w:rStyle w:val="VerbatimChar"/>
@@ -15236,8 +14462,18 @@
       </w:r>
       <w:r>
         <w:rPr/>
-        <w:t xml:space="preserve">, the chart code and rendered chart assets in </w:t>
-      </w:r>
+        <w:t>, canonical numerical manifest for report and chart values;</w:t>
+      </w:r>
+    </w:p>
+    <w:p>
+      <w:pPr>
+        <w:pStyle w:val="Compact"/>
+        <w:numPr>
+          <w:ilvl w:val="0"/>
+          <w:numId w:val="8"/>
+        </w:numPr>
+        <w:rPr/>
+      </w:pPr>
       <w:r>
         <w:rPr>
           <w:rStyle w:val="VerbatimChar"/>
@@ -15246,18 +14482,18 @@
       </w:r>
       <w:r>
         <w:rPr/>
-        <w:t xml:space="preserve">, the manuscript in </w:t>
-      </w:r>
-      <w:r>
-        <w:rPr>
-          <w:rStyle w:val="VerbatimChar"/>
-        </w:rPr>
-        <w:t>drafts/report.md</w:t>
-      </w:r>
-      <w:r>
-        <w:rPr/>
-        <w:t xml:space="preserve">, the source dossiers in </w:t>
-      </w:r>
+        <w:t>, chart scripts plus rendered PNG/SVG outputs;</w:t>
+      </w:r>
+    </w:p>
+    <w:p>
+      <w:pPr>
+        <w:pStyle w:val="Compact"/>
+        <w:numPr>
+          <w:ilvl w:val="0"/>
+          <w:numId w:val="8"/>
+        </w:numPr>
+        <w:rPr/>
+      </w:pPr>
       <w:r>
         <w:rPr>
           <w:rStyle w:val="VerbatimChar"/>
@@ -15266,8 +14502,38 @@
       </w:r>
       <w:r>
         <w:rPr/>
-        <w:t xml:space="preserve">, and the release artefacts in </w:t>
-      </w:r>
+        <w:t>, cleaned evidence dossiers with primary URLs retained in footnotes;</w:t>
+      </w:r>
+    </w:p>
+    <w:p>
+      <w:pPr>
+        <w:pStyle w:val="Compact"/>
+        <w:numPr>
+          <w:ilvl w:val="0"/>
+          <w:numId w:val="8"/>
+        </w:numPr>
+        <w:rPr/>
+      </w:pPr>
+      <w:r>
+        <w:rPr>
+          <w:rStyle w:val="VerbatimChar"/>
+        </w:rPr>
+        <w:t>sources/</w:t>
+      </w:r>
+      <w:r>
+        <w:rPr/>
+        <w:t>, public source tables used by the evidence package;</w:t>
+      </w:r>
+    </w:p>
+    <w:p>
+      <w:pPr>
+        <w:pStyle w:val="Compact"/>
+        <w:numPr>
+          <w:ilvl w:val="0"/>
+          <w:numId w:val="8"/>
+        </w:numPr>
+        <w:rPr/>
+      </w:pPr>
       <w:r>
         <w:rPr>
           <w:rStyle w:val="VerbatimChar"/>
@@ -15286,7 +14552,17 @@
       </w:r>
       <w:r>
         <w:rPr/>
-        <w:t>. Additional working files are not part of the public audit package.</w:t>
+        <w:t>, release artefacts and web-publication files.</w:t>
+      </w:r>
+    </w:p>
+    <w:p>
+      <w:pPr>
+        <w:pStyle w:val="FirstParagraph"/>
+        <w:rPr/>
+      </w:pPr>
+      <w:r>
+        <w:rPr/>
+        <w:t>Additional working files are retained outside the public repository for Instats’ own audit and future publication work.</w:t>
       </w:r>
     </w:p>
     <w:p>
@@ -15349,17 +14625,17 @@
           </mc:Fallback>
         </mc:AlternateContent>
       </w:r>
-      <w:bookmarkEnd w:id="60"/>
+      <w:bookmarkEnd w:id="59"/>
     </w:p>
     <w:p>
       <w:pPr>
         <w:pStyle w:val="Heading2"/>
         <w:rPr/>
       </w:pPr>
-      <w:bookmarkStart w:id="61" w:name="appendix-c-public-source-package-1"/>
-      <w:r>
-        <w:rPr/>
-        <w:t>Appendix C — Public source package</w:t>
+      <w:bookmarkStart w:id="60" w:name="appendix-c-about-this-report-1"/>
+      <w:r>
+        <w:rPr/>
+        <w:t>Appendix C — About this report</w:t>
       </w:r>
     </w:p>
     <w:p>
@@ -15368,8 +14644,15 @@
         <w:rPr/>
       </w:pPr>
       <w:r>
-        <w:rPr/>
-        <w:t>The public repository is designed as an audit package, not a general-purpose template. It includes enough material to inspect the factual basis of the report while keeping the package focused on publication and citation.</w:t>
+        <w:rPr>
+          <w:i/>
+          <w:iCs/>
+        </w:rPr>
+        <w:t>Australia’s Gas Export Tax Revenue: The Definitive Accounting</w:t>
+      </w:r>
+      <w:r>
+        <w:rPr/>
+        <w:t xml:space="preserve"> is published by Instats as a public-interest policy document. It draws together the main public source materials on Australia’s offshore-gas fiscal regime, Treasury Final Budget Outcomes, ATO Corporate Tax Transparency, DISR Resources and Energy Quarterly, the Callaghan and Henry Reviews, Senate Estimates Hansard, Budget 2026-27, and the equivalent fiscal-architecture documents for Norway, Qatar, the United States, the United Kingdom, Malaysia, Japan and the broader Middle East; and sets the result against the current Commonwealth Budget.</w:t>
       </w:r>
     </w:p>
     <w:p>
@@ -15379,147 +14662,777 @@
       </w:pPr>
       <w:r>
         <w:rPr/>
-        <w:t>Public materials include:</w:t>
-      </w:r>
-    </w:p>
-    <w:p>
-      <w:pPr>
-        <w:pStyle w:val="Compact"/>
-        <w:numPr>
-          <w:ilvl w:val="0"/>
-          <w:numId w:val="8"/>
-        </w:numPr>
-        <w:rPr/>
-      </w:pPr>
+        <w:t xml:space="preserve">A live web edition of this report, same content, same charts, is hosted at </w:t>
+      </w:r>
+      <w:hyperlink r:id="rId18">
+        <w:r>
+          <w:rPr>
+            <w:rStyle w:val="Hyperlink"/>
+          </w:rPr>
+          <w:t>https://mzyphur.github.io/gas-tax/</w:t>
+        </w:r>
+      </w:hyperlink>
+      <w:r>
+        <w:rPr/>
+        <w:t xml:space="preserve">. It opens in any browser and can be shared as a link. The </w:t>
+      </w:r>
+      <w:hyperlink r:id="rId19">
+        <w:r>
+          <w:rPr>
+            <w:rStyle w:val="Hyperlink"/>
+          </w:rPr>
+          <w:t>latest GitHub Release</w:t>
+        </w:r>
+      </w:hyperlink>
+      <w:r>
+        <w:rPr/>
+        <w:t xml:space="preserve"> packages the report in Microsoft Word, HTML, and PDF formats. The full enumerated public audit package is described in Appendix B above.</w:t>
+      </w:r>
+    </w:p>
+    <w:p>
+      <w:pPr>
+        <w:pStyle w:val="BodyText"/>
+        <w:rPr/>
+      </w:pPr>
+      <w:r>
+        <w:rPr>
+          <w:b/>
+          <w:bCs/>
+        </w:rPr>
+        <w:t>Methodology.</w:t>
+      </w:r>
+      <w:r>
+        <w:rPr/>
+        <w:t xml:space="preserve"> Public audit materials include the source manuscript, numerical manifest, chart scripts, rendered charts, source dossiers, and primary-source footnotes. The author is responsible for every numerical claim, interpretation, and recommendation.</w:t>
+      </w:r>
+    </w:p>
+    <w:p>
+      <w:pPr>
+        <w:pStyle w:val="BodyText"/>
+        <w:rPr/>
+      </w:pPr>
+      <w:r>
+        <w:rPr>
+          <w:b/>
+          <w:bCs/>
+        </w:rPr>
+        <w:t>Currency and FX.</w:t>
+      </w:r>
+      <w:r>
+        <w:rPr/>
+        <w:t xml:space="preserve"> All figures in Australian dollars (A$) unless explicitly marked. Foreign-currency primary-source figures are converted at the RBA F11.1 daily fix on 2026-05-11: 1 USD = 1.384 AUD; 1 NOK = 0.130 AUD; 1 GBP = 1.879 AUD; 1 JPY = 0.00883 AUD; 1 KRW = 0.0009365 AUD; 1 RM = 0.353 AUD (NOK cross-derived via Norges Bank, not in the RBA daily-fix table).</w:t>
+      </w:r>
+    </w:p>
+    <w:p>
+      <w:pPr>
+        <w:pStyle w:val="BodyText"/>
+        <w:rPr/>
+      </w:pPr>
+      <w:r>
+        <w:rPr/>
+        <w:t>Same rates in tabular form for quick reference:</w:t>
+      </w:r>
+    </w:p>
+    <w:tbl>
+      <w:tblPr>
+        <w:tblStyle w:val="Table"/>
+        <w:tblW w:w="5000" w:type="pct"/>
+        <w:jc w:val="start"/>
+        <w:tblInd w:w="108" w:type="dxa"/>
+        <w:tblLayout w:type="fixed"/>
+        <w:tblCellMar>
+          <w:top w:w="0" w:type="dxa"/>
+          <w:start w:w="108" w:type="dxa"/>
+          <w:bottom w:w="0" w:type="dxa"/>
+          <w:end w:w="108" w:type="dxa"/>
+        </w:tblCellMar>
+        <w:tblLook w:noHBand="0" w:lastColumn="0" w:firstColumn="0" w:lastRow="0" w:firstRow="1" w:noVBand="0" w:val="0020"/>
+      </w:tblPr>
+      <w:tblGrid>
+        <w:gridCol w:w="2821"/>
+        <w:gridCol w:w="3763"/>
+        <w:gridCol w:w="2822"/>
+      </w:tblGrid>
+      <w:tr>
+        <w:trPr>
+          <w:tblHeader w:val="true"/>
+        </w:trPr>
+        <w:tc>
+          <w:tcPr>
+            <w:tcW w:w="2821" w:type="dxa"/>
+            <w:tcBorders/>
+          </w:tcPr>
+          <w:p>
+            <w:pPr>
+              <w:pStyle w:val="Compact"/>
+              <w:widowControl/>
+              <w:spacing w:before="0" w:after="40"/>
+              <w:jc w:val="start"/>
+              <w:rPr>
+                <w:rFonts w:eastAsia="ＭＳ 明朝" w:cs=""/>
+                <w:kern w:val="0"/>
+                <w:szCs w:val="22"/>
+                <w:lang w:val="en-US" w:eastAsia="en-US" w:bidi="ar-SA"/>
+              </w:rPr>
+            </w:pPr>
+            <w:r>
+              <w:rPr>
+                <w:rFonts w:eastAsia="ＭＳ 明朝" w:cs=""/>
+                <w:kern w:val="0"/>
+                <w:szCs w:val="22"/>
+                <w:lang w:val="en-US" w:eastAsia="en-US" w:bidi="ar-SA"/>
+              </w:rPr>
+              <w:t>Currency</w:t>
+            </w:r>
+          </w:p>
+        </w:tc>
+        <w:tc>
+          <w:tcPr>
+            <w:tcW w:w="3763" w:type="dxa"/>
+            <w:tcBorders/>
+          </w:tcPr>
+          <w:p>
+            <w:pPr>
+              <w:pStyle w:val="Compact"/>
+              <w:widowControl/>
+              <w:spacing w:before="0" w:after="40"/>
+              <w:jc w:val="end"/>
+              <w:rPr>
+                <w:rFonts w:eastAsia="ＭＳ 明朝" w:cs=""/>
+                <w:kern w:val="0"/>
+                <w:szCs w:val="22"/>
+                <w:lang w:val="en-US" w:eastAsia="en-US" w:bidi="ar-SA"/>
+              </w:rPr>
+            </w:pPr>
+            <w:r>
+              <w:rPr>
+                <w:rFonts w:eastAsia="ＭＳ 明朝" w:cs=""/>
+                <w:kern w:val="0"/>
+                <w:szCs w:val="22"/>
+                <w:lang w:val="en-US" w:eastAsia="en-US" w:bidi="ar-SA"/>
+              </w:rPr>
+              <w:t>Rate (A$ per 1 unit)</w:t>
+            </w:r>
+          </w:p>
+        </w:tc>
+        <w:tc>
+          <w:tcPr>
+            <w:tcW w:w="2822" w:type="dxa"/>
+            <w:tcBorders/>
+          </w:tcPr>
+          <w:p>
+            <w:pPr>
+              <w:pStyle w:val="Compact"/>
+              <w:widowControl/>
+              <w:spacing w:before="0" w:after="40"/>
+              <w:jc w:val="start"/>
+              <w:rPr>
+                <w:rFonts w:eastAsia="ＭＳ 明朝" w:cs=""/>
+                <w:kern w:val="0"/>
+                <w:szCs w:val="22"/>
+                <w:lang w:val="en-US" w:eastAsia="en-US" w:bidi="ar-SA"/>
+              </w:rPr>
+            </w:pPr>
+            <w:r>
+              <w:rPr>
+                <w:rFonts w:eastAsia="ＭＳ 明朝" w:cs=""/>
+                <w:kern w:val="0"/>
+                <w:szCs w:val="22"/>
+                <w:lang w:val="en-US" w:eastAsia="en-US" w:bidi="ar-SA"/>
+              </w:rPr>
+              <w:t>Notes</w:t>
+            </w:r>
+          </w:p>
+        </w:tc>
+      </w:tr>
+      <w:tr>
+        <w:trPr/>
+        <w:tc>
+          <w:tcPr>
+            <w:tcW w:w="2821" w:type="dxa"/>
+            <w:tcBorders/>
+          </w:tcPr>
+          <w:p>
+            <w:pPr>
+              <w:pStyle w:val="Compact"/>
+              <w:widowControl/>
+              <w:spacing w:before="0" w:after="40"/>
+              <w:jc w:val="start"/>
+              <w:rPr>
+                <w:rFonts w:eastAsia="ＭＳ 明朝" w:cs=""/>
+                <w:kern w:val="0"/>
+                <w:szCs w:val="22"/>
+                <w:lang w:val="en-US" w:eastAsia="en-US" w:bidi="ar-SA"/>
+              </w:rPr>
+            </w:pPr>
+            <w:r>
+              <w:rPr>
+                <w:rFonts w:eastAsia="ＭＳ 明朝" w:cs=""/>
+                <w:kern w:val="0"/>
+                <w:szCs w:val="22"/>
+                <w:lang w:val="en-US" w:eastAsia="en-US" w:bidi="ar-SA"/>
+              </w:rPr>
+              <w:t>USD</w:t>
+            </w:r>
+          </w:p>
+        </w:tc>
+        <w:tc>
+          <w:tcPr>
+            <w:tcW w:w="3763" w:type="dxa"/>
+            <w:tcBorders/>
+          </w:tcPr>
+          <w:p>
+            <w:pPr>
+              <w:pStyle w:val="Compact"/>
+              <w:widowControl/>
+              <w:spacing w:before="0" w:after="40"/>
+              <w:jc w:val="end"/>
+              <w:rPr>
+                <w:rFonts w:eastAsia="ＭＳ 明朝" w:cs=""/>
+                <w:kern w:val="0"/>
+                <w:szCs w:val="22"/>
+                <w:lang w:val="en-US" w:eastAsia="en-US" w:bidi="ar-SA"/>
+              </w:rPr>
+            </w:pPr>
+            <w:r>
+              <w:rPr>
+                <w:rFonts w:eastAsia="ＭＳ 明朝" w:cs=""/>
+                <w:b/>
+                <w:bCs/>
+                <w:kern w:val="0"/>
+                <w:szCs w:val="22"/>
+                <w:lang w:val="en-US" w:eastAsia="en-US" w:bidi="ar-SA"/>
+              </w:rPr>
+              <w:t>1.384</w:t>
+            </w:r>
+          </w:p>
+        </w:tc>
+        <w:tc>
+          <w:tcPr>
+            <w:tcW w:w="2822" w:type="dxa"/>
+            <w:tcBorders/>
+          </w:tcPr>
+          <w:p>
+            <w:pPr>
+              <w:pStyle w:val="Compact"/>
+              <w:widowControl/>
+              <w:spacing w:before="0" w:after="40"/>
+              <w:jc w:val="start"/>
+              <w:rPr>
+                <w:rFonts w:eastAsia="ＭＳ 明朝" w:cs=""/>
+                <w:kern w:val="0"/>
+                <w:szCs w:val="22"/>
+                <w:lang w:val="en-US" w:eastAsia="en-US" w:bidi="ar-SA"/>
+              </w:rPr>
+            </w:pPr>
+            <w:r>
+              <w:rPr>
+                <w:rFonts w:eastAsia="ＭＳ 明朝" w:cs=""/>
+                <w:kern w:val="0"/>
+                <w:szCs w:val="22"/>
+                <w:lang w:val="en-US" w:eastAsia="en-US" w:bidi="ar-SA"/>
+              </w:rPr>
+              <w:t>RBA F11.1 daily fix</w:t>
+            </w:r>
+          </w:p>
+        </w:tc>
+      </w:tr>
+      <w:tr>
+        <w:trPr/>
+        <w:tc>
+          <w:tcPr>
+            <w:tcW w:w="2821" w:type="dxa"/>
+            <w:tcBorders/>
+          </w:tcPr>
+          <w:p>
+            <w:pPr>
+              <w:pStyle w:val="Compact"/>
+              <w:widowControl/>
+              <w:spacing w:before="0" w:after="40"/>
+              <w:jc w:val="start"/>
+              <w:rPr>
+                <w:rFonts w:eastAsia="ＭＳ 明朝" w:cs=""/>
+                <w:kern w:val="0"/>
+                <w:szCs w:val="22"/>
+                <w:lang w:val="en-US" w:eastAsia="en-US" w:bidi="ar-SA"/>
+              </w:rPr>
+            </w:pPr>
+            <w:r>
+              <w:rPr>
+                <w:rFonts w:eastAsia="ＭＳ 明朝" w:cs=""/>
+                <w:kern w:val="0"/>
+                <w:szCs w:val="22"/>
+                <w:lang w:val="en-US" w:eastAsia="en-US" w:bidi="ar-SA"/>
+              </w:rPr>
+              <w:t>GBP</w:t>
+            </w:r>
+          </w:p>
+        </w:tc>
+        <w:tc>
+          <w:tcPr>
+            <w:tcW w:w="3763" w:type="dxa"/>
+            <w:tcBorders/>
+          </w:tcPr>
+          <w:p>
+            <w:pPr>
+              <w:pStyle w:val="Compact"/>
+              <w:widowControl/>
+              <w:spacing w:before="0" w:after="40"/>
+              <w:jc w:val="end"/>
+              <w:rPr>
+                <w:rFonts w:eastAsia="ＭＳ 明朝" w:cs=""/>
+                <w:kern w:val="0"/>
+                <w:szCs w:val="22"/>
+                <w:lang w:val="en-US" w:eastAsia="en-US" w:bidi="ar-SA"/>
+              </w:rPr>
+            </w:pPr>
+            <w:r>
+              <w:rPr>
+                <w:rFonts w:eastAsia="ＭＳ 明朝" w:cs=""/>
+                <w:b/>
+                <w:bCs/>
+                <w:kern w:val="0"/>
+                <w:szCs w:val="22"/>
+                <w:lang w:val="en-US" w:eastAsia="en-US" w:bidi="ar-SA"/>
+              </w:rPr>
+              <w:t>1.879</w:t>
+            </w:r>
+          </w:p>
+        </w:tc>
+        <w:tc>
+          <w:tcPr>
+            <w:tcW w:w="2822" w:type="dxa"/>
+            <w:tcBorders/>
+          </w:tcPr>
+          <w:p>
+            <w:pPr>
+              <w:pStyle w:val="Compact"/>
+              <w:widowControl/>
+              <w:spacing w:before="0" w:after="40"/>
+              <w:jc w:val="start"/>
+              <w:rPr>
+                <w:rFonts w:eastAsia="ＭＳ 明朝" w:cs=""/>
+                <w:kern w:val="0"/>
+                <w:szCs w:val="22"/>
+                <w:lang w:val="en-US" w:eastAsia="en-US" w:bidi="ar-SA"/>
+              </w:rPr>
+            </w:pPr>
+            <w:r>
+              <w:rPr>
+                <w:rFonts w:eastAsia="ＭＳ 明朝" w:cs=""/>
+                <w:kern w:val="0"/>
+                <w:szCs w:val="22"/>
+                <w:lang w:val="en-US" w:eastAsia="en-US" w:bidi="ar-SA"/>
+              </w:rPr>
+              <w:t>RBA F11.1 daily fix</w:t>
+            </w:r>
+          </w:p>
+        </w:tc>
+      </w:tr>
+      <w:tr>
+        <w:trPr/>
+        <w:tc>
+          <w:tcPr>
+            <w:tcW w:w="2821" w:type="dxa"/>
+            <w:tcBorders/>
+          </w:tcPr>
+          <w:p>
+            <w:pPr>
+              <w:pStyle w:val="Compact"/>
+              <w:widowControl/>
+              <w:spacing w:before="0" w:after="40"/>
+              <w:jc w:val="start"/>
+              <w:rPr>
+                <w:rFonts w:eastAsia="ＭＳ 明朝" w:cs=""/>
+                <w:kern w:val="0"/>
+                <w:szCs w:val="22"/>
+                <w:lang w:val="en-US" w:eastAsia="en-US" w:bidi="ar-SA"/>
+              </w:rPr>
+            </w:pPr>
+            <w:r>
+              <w:rPr>
+                <w:rFonts w:eastAsia="ＭＳ 明朝" w:cs=""/>
+                <w:kern w:val="0"/>
+                <w:szCs w:val="22"/>
+                <w:lang w:val="en-US" w:eastAsia="en-US" w:bidi="ar-SA"/>
+              </w:rPr>
+              <w:t>JPY</w:t>
+            </w:r>
+          </w:p>
+        </w:tc>
+        <w:tc>
+          <w:tcPr>
+            <w:tcW w:w="3763" w:type="dxa"/>
+            <w:tcBorders/>
+          </w:tcPr>
+          <w:p>
+            <w:pPr>
+              <w:pStyle w:val="Compact"/>
+              <w:widowControl/>
+              <w:spacing w:before="0" w:after="40"/>
+              <w:jc w:val="end"/>
+              <w:rPr>
+                <w:rFonts w:eastAsia="ＭＳ 明朝" w:cs=""/>
+                <w:kern w:val="0"/>
+                <w:szCs w:val="22"/>
+                <w:lang w:val="en-US" w:eastAsia="en-US" w:bidi="ar-SA"/>
+              </w:rPr>
+            </w:pPr>
+            <w:r>
+              <w:rPr>
+                <w:rFonts w:eastAsia="ＭＳ 明朝" w:cs=""/>
+                <w:b/>
+                <w:bCs/>
+                <w:kern w:val="0"/>
+                <w:szCs w:val="22"/>
+                <w:lang w:val="en-US" w:eastAsia="en-US" w:bidi="ar-SA"/>
+              </w:rPr>
+              <w:t>0.00883</w:t>
+            </w:r>
+          </w:p>
+        </w:tc>
+        <w:tc>
+          <w:tcPr>
+            <w:tcW w:w="2822" w:type="dxa"/>
+            <w:tcBorders/>
+          </w:tcPr>
+          <w:p>
+            <w:pPr>
+              <w:pStyle w:val="Compact"/>
+              <w:widowControl/>
+              <w:spacing w:before="0" w:after="40"/>
+              <w:jc w:val="start"/>
+              <w:rPr>
+                <w:rFonts w:eastAsia="ＭＳ 明朝" w:cs=""/>
+                <w:kern w:val="0"/>
+                <w:szCs w:val="22"/>
+                <w:lang w:val="en-US" w:eastAsia="en-US" w:bidi="ar-SA"/>
+              </w:rPr>
+            </w:pPr>
+            <w:r>
+              <w:rPr>
+                <w:rFonts w:eastAsia="ＭＳ 明朝" w:cs=""/>
+                <w:kern w:val="0"/>
+                <w:szCs w:val="22"/>
+                <w:lang w:val="en-US" w:eastAsia="en-US" w:bidi="ar-SA"/>
+              </w:rPr>
+              <w:t>RBA F11.1 daily fix</w:t>
+            </w:r>
+          </w:p>
+        </w:tc>
+      </w:tr>
+      <w:tr>
+        <w:trPr/>
+        <w:tc>
+          <w:tcPr>
+            <w:tcW w:w="2821" w:type="dxa"/>
+            <w:tcBorders/>
+          </w:tcPr>
+          <w:p>
+            <w:pPr>
+              <w:pStyle w:val="Compact"/>
+              <w:widowControl/>
+              <w:spacing w:before="0" w:after="40"/>
+              <w:jc w:val="start"/>
+              <w:rPr>
+                <w:rFonts w:eastAsia="ＭＳ 明朝" w:cs=""/>
+                <w:kern w:val="0"/>
+                <w:szCs w:val="22"/>
+                <w:lang w:val="en-US" w:eastAsia="en-US" w:bidi="ar-SA"/>
+              </w:rPr>
+            </w:pPr>
+            <w:r>
+              <w:rPr>
+                <w:rFonts w:eastAsia="ＭＳ 明朝" w:cs=""/>
+                <w:kern w:val="0"/>
+                <w:szCs w:val="22"/>
+                <w:lang w:val="en-US" w:eastAsia="en-US" w:bidi="ar-SA"/>
+              </w:rPr>
+              <w:t>RM (Malaysian ringgit)</w:t>
+            </w:r>
+          </w:p>
+        </w:tc>
+        <w:tc>
+          <w:tcPr>
+            <w:tcW w:w="3763" w:type="dxa"/>
+            <w:tcBorders/>
+          </w:tcPr>
+          <w:p>
+            <w:pPr>
+              <w:pStyle w:val="Compact"/>
+              <w:widowControl/>
+              <w:spacing w:before="0" w:after="40"/>
+              <w:jc w:val="end"/>
+              <w:rPr>
+                <w:rFonts w:eastAsia="ＭＳ 明朝" w:cs=""/>
+                <w:kern w:val="0"/>
+                <w:szCs w:val="22"/>
+                <w:lang w:val="en-US" w:eastAsia="en-US" w:bidi="ar-SA"/>
+              </w:rPr>
+            </w:pPr>
+            <w:r>
+              <w:rPr>
+                <w:rFonts w:eastAsia="ＭＳ 明朝" w:cs=""/>
+                <w:b/>
+                <w:bCs/>
+                <w:kern w:val="0"/>
+                <w:szCs w:val="22"/>
+                <w:lang w:val="en-US" w:eastAsia="en-US" w:bidi="ar-SA"/>
+              </w:rPr>
+              <w:t>0.353</w:t>
+            </w:r>
+          </w:p>
+        </w:tc>
+        <w:tc>
+          <w:tcPr>
+            <w:tcW w:w="2822" w:type="dxa"/>
+            <w:tcBorders/>
+          </w:tcPr>
+          <w:p>
+            <w:pPr>
+              <w:pStyle w:val="Compact"/>
+              <w:widowControl/>
+              <w:spacing w:before="0" w:after="40"/>
+              <w:jc w:val="start"/>
+              <w:rPr>
+                <w:rFonts w:eastAsia="ＭＳ 明朝" w:cs=""/>
+                <w:kern w:val="0"/>
+                <w:szCs w:val="22"/>
+                <w:lang w:val="en-US" w:eastAsia="en-US" w:bidi="ar-SA"/>
+              </w:rPr>
+            </w:pPr>
+            <w:r>
+              <w:rPr>
+                <w:rFonts w:eastAsia="ＭＳ 明朝" w:cs=""/>
+                <w:kern w:val="0"/>
+                <w:szCs w:val="22"/>
+                <w:lang w:val="en-US" w:eastAsia="en-US" w:bidi="ar-SA"/>
+              </w:rPr>
+              <w:t>RBA F11.1 daily fix</w:t>
+            </w:r>
+          </w:p>
+        </w:tc>
+      </w:tr>
+      <w:tr>
+        <w:trPr/>
+        <w:tc>
+          <w:tcPr>
+            <w:tcW w:w="2821" w:type="dxa"/>
+            <w:tcBorders/>
+          </w:tcPr>
+          <w:p>
+            <w:pPr>
+              <w:pStyle w:val="Compact"/>
+              <w:widowControl/>
+              <w:spacing w:before="0" w:after="40"/>
+              <w:jc w:val="start"/>
+              <w:rPr>
+                <w:rFonts w:eastAsia="ＭＳ 明朝" w:cs=""/>
+                <w:kern w:val="0"/>
+                <w:szCs w:val="22"/>
+                <w:lang w:val="en-US" w:eastAsia="en-US" w:bidi="ar-SA"/>
+              </w:rPr>
+            </w:pPr>
+            <w:r>
+              <w:rPr>
+                <w:rFonts w:eastAsia="ＭＳ 明朝" w:cs=""/>
+                <w:kern w:val="0"/>
+                <w:szCs w:val="22"/>
+                <w:lang w:val="en-US" w:eastAsia="en-US" w:bidi="ar-SA"/>
+              </w:rPr>
+              <w:t>KRW (Korean won)</w:t>
+            </w:r>
+          </w:p>
+        </w:tc>
+        <w:tc>
+          <w:tcPr>
+            <w:tcW w:w="3763" w:type="dxa"/>
+            <w:tcBorders/>
+          </w:tcPr>
+          <w:p>
+            <w:pPr>
+              <w:pStyle w:val="Compact"/>
+              <w:widowControl/>
+              <w:spacing w:before="0" w:after="40"/>
+              <w:jc w:val="end"/>
+              <w:rPr>
+                <w:rFonts w:eastAsia="ＭＳ 明朝" w:cs=""/>
+                <w:kern w:val="0"/>
+                <w:szCs w:val="22"/>
+                <w:lang w:val="en-US" w:eastAsia="en-US" w:bidi="ar-SA"/>
+              </w:rPr>
+            </w:pPr>
+            <w:r>
+              <w:rPr>
+                <w:rFonts w:eastAsia="ＭＳ 明朝" w:cs=""/>
+                <w:b/>
+                <w:bCs/>
+                <w:kern w:val="0"/>
+                <w:szCs w:val="22"/>
+                <w:lang w:val="en-US" w:eastAsia="en-US" w:bidi="ar-SA"/>
+              </w:rPr>
+              <w:t>0.0009365</w:t>
+            </w:r>
+          </w:p>
+        </w:tc>
+        <w:tc>
+          <w:tcPr>
+            <w:tcW w:w="2822" w:type="dxa"/>
+            <w:tcBorders/>
+          </w:tcPr>
+          <w:p>
+            <w:pPr>
+              <w:pStyle w:val="Compact"/>
+              <w:widowControl/>
+              <w:spacing w:before="0" w:after="40"/>
+              <w:jc w:val="start"/>
+              <w:rPr>
+                <w:rFonts w:eastAsia="ＭＳ 明朝" w:cs=""/>
+                <w:kern w:val="0"/>
+                <w:szCs w:val="22"/>
+                <w:lang w:val="en-US" w:eastAsia="en-US" w:bidi="ar-SA"/>
+              </w:rPr>
+            </w:pPr>
+            <w:r>
+              <w:rPr>
+                <w:rFonts w:eastAsia="ＭＳ 明朝" w:cs=""/>
+                <w:kern w:val="0"/>
+                <w:szCs w:val="22"/>
+                <w:lang w:val="en-US" w:eastAsia="en-US" w:bidi="ar-SA"/>
+              </w:rPr>
+              <w:t>RBA F11.1 daily fix</w:t>
+            </w:r>
+          </w:p>
+        </w:tc>
+      </w:tr>
+      <w:tr>
+        <w:trPr/>
+        <w:tc>
+          <w:tcPr>
+            <w:tcW w:w="2821" w:type="dxa"/>
+            <w:tcBorders/>
+          </w:tcPr>
+          <w:p>
+            <w:pPr>
+              <w:pStyle w:val="Compact"/>
+              <w:widowControl/>
+              <w:spacing w:before="0" w:after="40"/>
+              <w:jc w:val="start"/>
+              <w:rPr>
+                <w:rFonts w:eastAsia="ＭＳ 明朝" w:cs=""/>
+                <w:kern w:val="0"/>
+                <w:szCs w:val="22"/>
+                <w:lang w:val="en-US" w:eastAsia="en-US" w:bidi="ar-SA"/>
+              </w:rPr>
+            </w:pPr>
+            <w:r>
+              <w:rPr>
+                <w:rFonts w:eastAsia="ＭＳ 明朝" w:cs=""/>
+                <w:kern w:val="0"/>
+                <w:szCs w:val="22"/>
+                <w:lang w:val="en-US" w:eastAsia="en-US" w:bidi="ar-SA"/>
+              </w:rPr>
+              <w:t>NOK</w:t>
+            </w:r>
+          </w:p>
+        </w:tc>
+        <w:tc>
+          <w:tcPr>
+            <w:tcW w:w="3763" w:type="dxa"/>
+            <w:tcBorders/>
+          </w:tcPr>
+          <w:p>
+            <w:pPr>
+              <w:pStyle w:val="Compact"/>
+              <w:widowControl/>
+              <w:spacing w:before="0" w:after="40"/>
+              <w:jc w:val="end"/>
+              <w:rPr>
+                <w:rFonts w:eastAsia="ＭＳ 明朝" w:cs=""/>
+                <w:kern w:val="0"/>
+                <w:szCs w:val="22"/>
+                <w:lang w:val="en-US" w:eastAsia="en-US" w:bidi="ar-SA"/>
+              </w:rPr>
+            </w:pPr>
+            <w:r>
+              <w:rPr>
+                <w:rFonts w:eastAsia="ＭＳ 明朝" w:cs=""/>
+                <w:b/>
+                <w:bCs/>
+                <w:kern w:val="0"/>
+                <w:szCs w:val="22"/>
+                <w:lang w:val="en-US" w:eastAsia="en-US" w:bidi="ar-SA"/>
+              </w:rPr>
+              <w:t>0.130</w:t>
+            </w:r>
+          </w:p>
+        </w:tc>
+        <w:tc>
+          <w:tcPr>
+            <w:tcW w:w="2822" w:type="dxa"/>
+            <w:tcBorders/>
+          </w:tcPr>
+          <w:p>
+            <w:pPr>
+              <w:pStyle w:val="Compact"/>
+              <w:widowControl/>
+              <w:spacing w:before="0" w:after="40"/>
+              <w:jc w:val="start"/>
+              <w:rPr>
+                <w:rFonts w:eastAsia="ＭＳ 明朝" w:cs=""/>
+                <w:kern w:val="0"/>
+                <w:szCs w:val="22"/>
+                <w:lang w:val="en-US" w:eastAsia="en-US" w:bidi="ar-SA"/>
+              </w:rPr>
+            </w:pPr>
+            <w:r>
+              <w:rPr>
+                <w:rFonts w:eastAsia="ＭＳ 明朝" w:cs=""/>
+                <w:kern w:val="0"/>
+                <w:szCs w:val="22"/>
+                <w:lang w:val="en-US" w:eastAsia="en-US" w:bidi="ar-SA"/>
+              </w:rPr>
+              <w:t>Cross-rate via Norges Bank, not in the RBA daily-fix table</w:t>
+            </w:r>
+          </w:p>
+        </w:tc>
+      </w:tr>
+    </w:tbl>
+    <w:p>
+      <w:pPr>
+        <w:pStyle w:val="BodyText"/>
+        <w:rPr/>
+      </w:pPr>
+      <w:r>
+        <w:rPr/>
+        <w:t xml:space="preserve">Native figures are retained in parentheses where the audit trail benefits. Qualitative findings are robust to ±10 per cent FX variation. The full FX dossier (verification chain, v1.1 correction history, worked examples) is in </w:t>
+      </w:r>
       <w:r>
         <w:rPr>
           <w:rStyle w:val="VerbatimChar"/>
         </w:rPr>
-        <w:t>drafts/report.md</w:t>
-      </w:r>
-      <w:r>
-        <w:rPr/>
-        <w:t>, source manuscript for the public report;</w:t>
-      </w:r>
-    </w:p>
-    <w:p>
-      <w:pPr>
-        <w:pStyle w:val="Compact"/>
-        <w:numPr>
-          <w:ilvl w:val="0"/>
-          <w:numId w:val="8"/>
-        </w:numPr>
+        <w:t>sources/fx_rates.md</w:t>
+      </w:r>
+      <w:r>
+        <w:rPr/>
+        <w:t xml:space="preserve"> in the public repository.</w:t>
+      </w:r>
+    </w:p>
+    <w:p>
+      <w:pPr>
+        <w:pStyle w:val="BodyText"/>
         <w:rPr/>
       </w:pPr>
       <w:r>
         <w:rPr>
-          <w:rStyle w:val="VerbatimChar"/>
+          <w:b/>
+          <w:bCs/>
         </w:rPr>
-        <w:t>data/values.yml</w:t>
-      </w:r>
-      <w:r>
-        <w:rPr/>
-        <w:t>, canonical numerical manifest for report and chart values;</w:t>
-      </w:r>
-    </w:p>
-    <w:p>
-      <w:pPr>
-        <w:pStyle w:val="Compact"/>
-        <w:numPr>
-          <w:ilvl w:val="0"/>
-          <w:numId w:val="8"/>
-        </w:numPr>
-        <w:rPr/>
-      </w:pPr>
-      <w:r>
-        <w:rPr>
-          <w:rStyle w:val="VerbatimChar"/>
-        </w:rPr>
-        <w:t>charts/</w:t>
-      </w:r>
-      <w:r>
-        <w:rPr/>
-        <w:t>, chart scripts plus rendered PNG/SVG outputs;</w:t>
-      </w:r>
-    </w:p>
-    <w:p>
-      <w:pPr>
-        <w:pStyle w:val="Compact"/>
-        <w:numPr>
-          <w:ilvl w:val="0"/>
-          <w:numId w:val="8"/>
-        </w:numPr>
-        <w:rPr/>
-      </w:pPr>
-      <w:r>
-        <w:rPr>
-          <w:rStyle w:val="VerbatimChar"/>
-        </w:rPr>
-        <w:t>research/</w:t>
-      </w:r>
-      <w:r>
-        <w:rPr/>
-        <w:t>, cleaned evidence dossiers with primary URLs retained in footnotes;</w:t>
-      </w:r>
-    </w:p>
-    <w:p>
-      <w:pPr>
-        <w:pStyle w:val="Compact"/>
-        <w:numPr>
-          <w:ilvl w:val="0"/>
-          <w:numId w:val="8"/>
-        </w:numPr>
-        <w:rPr/>
-      </w:pPr>
-      <w:r>
-        <w:rPr>
-          <w:rStyle w:val="VerbatimChar"/>
-        </w:rPr>
-        <w:t>sources/</w:t>
-      </w:r>
-      <w:r>
-        <w:rPr/>
-        <w:t>, public source tables used by the evidence package;</w:t>
-      </w:r>
-    </w:p>
-    <w:p>
-      <w:pPr>
-        <w:pStyle w:val="Compact"/>
-        <w:numPr>
-          <w:ilvl w:val="0"/>
-          <w:numId w:val="8"/>
-        </w:numPr>
-        <w:rPr/>
-      </w:pPr>
-      <w:r>
-        <w:rPr>
-          <w:rStyle w:val="VerbatimChar"/>
-        </w:rPr>
-        <w:t>final/</w:t>
-      </w:r>
-      <w:r>
-        <w:rPr/>
-        <w:t xml:space="preserve"> and </w:t>
-      </w:r>
-      <w:r>
-        <w:rPr>
-          <w:rStyle w:val="VerbatimChar"/>
-        </w:rPr>
-        <w:t>docs/</w:t>
-      </w:r>
-      <w:r>
-        <w:rPr/>
-        <w:t>, release artefacts and web-publication files.</w:t>
-      </w:r>
-    </w:p>
-    <w:p>
-      <w:pPr>
-        <w:pStyle w:val="FirstParagraph"/>
-        <w:rPr/>
-      </w:pPr>
-      <w:r>
-        <w:rPr/>
-        <w:t>Additional working files are retained outside the public repository for Instats’ own audit and future publication work.</w:t>
+        <w:t>AI assistance.</w:t>
+      </w:r>
+      <w:r>
+        <w:rPr/>
+        <w:t xml:space="preserve"> This report used assistance from Anthropic Claude Code (Opus 4.7), OpenAI Codex (GPT-5.5), and Google Gemini (3 Flash Preview) for research review, drafting, code/release checks, and copy-editing. The author is responsible for every factual claim, source interpretation, calculation, caveat, and final wording.</w:t>
       </w:r>
     </w:p>
     <w:p>
@@ -15582,877 +15495,7 @@
           </mc:Fallback>
         </mc:AlternateContent>
       </w:r>
-      <w:bookmarkEnd w:id="61"/>
-    </w:p>
-    <w:p>
-      <w:pPr>
-        <w:pStyle w:val="Heading2"/>
-        <w:rPr/>
-      </w:pPr>
-      <w:bookmarkStart w:id="62" w:name="appendix-d-about-this-report-1"/>
-      <w:r>
-        <w:rPr/>
-        <w:t>Appendix D — About this report</w:t>
-      </w:r>
-    </w:p>
-    <w:p>
-      <w:pPr>
-        <w:pStyle w:val="FirstParagraph"/>
-        <w:rPr/>
-      </w:pPr>
-      <w:r>
-        <w:rPr>
-          <w:i/>
-          <w:iCs/>
-        </w:rPr>
-        <w:t>Australia’s Gas Export Tax Revenue: The Definitive Accounting</w:t>
-      </w:r>
-      <w:r>
-        <w:rPr/>
-        <w:t xml:space="preserve"> is published by Instats as a public-interest policy document. It draws together the main public source materials on Australia’s offshore-gas fiscal regime, Treasury Final Budget Outcomes, ATO Corporate Tax Transparency, DISR Resources and Energy Quarterly, the Callaghan and Henry Reviews, Senate Estimates Hansard, Budget 2026-27, and the equivalent fiscal-architecture documents for Norway, Qatar, the United States, the United Kingdom, Malaysia, Japan and the broader Middle East; and sets the result against the current Commonwealth Budget.</w:t>
-      </w:r>
-    </w:p>
-    <w:p>
-      <w:pPr>
-        <w:pStyle w:val="BodyText"/>
-        <w:rPr/>
-      </w:pPr>
-      <w:r>
-        <w:rPr/>
-        <w:t xml:space="preserve">A live web edition of this report, same content, same charts, is hosted at </w:t>
-      </w:r>
-      <w:hyperlink r:id="rId18">
-        <w:r>
-          <w:rPr>
-            <w:rStyle w:val="Hyperlink"/>
-          </w:rPr>
-          <w:t>https://mzyphur.github.io/gas-tax/</w:t>
-        </w:r>
-      </w:hyperlink>
-      <w:r>
-        <w:rPr/>
-        <w:t xml:space="preserve">. It opens in any browser and can be shared as a link. The </w:t>
-      </w:r>
-      <w:hyperlink r:id="rId19">
-        <w:r>
-          <w:rPr>
-            <w:rStyle w:val="Hyperlink"/>
-          </w:rPr>
-          <w:t>latest GitHub Release</w:t>
-        </w:r>
-      </w:hyperlink>
-      <w:r>
-        <w:rPr/>
-        <w:t xml:space="preserve"> packages the report in Microsoft Word, HTML, and PDF formats. The full enumerated public audit package is described in Appendix C above.</w:t>
-      </w:r>
-    </w:p>
-    <w:p>
-      <w:pPr>
-        <w:pStyle w:val="BodyText"/>
-        <w:rPr/>
-      </w:pPr>
-      <w:r>
-        <w:rPr>
-          <w:b/>
-          <w:bCs/>
-        </w:rPr>
-        <w:t>Methodology.</w:t>
-      </w:r>
-      <w:r>
-        <w:rPr/>
-        <w:t xml:space="preserve"> Public audit materials include the source manuscript, numerical manifest, chart scripts, rendered charts, source dossiers, and primary-source footnotes. The author is responsible for every numerical claim, interpretation, and recommendation.</w:t>
-      </w:r>
-    </w:p>
-    <w:p>
-      <w:pPr>
-        <w:pStyle w:val="BodyText"/>
-        <w:rPr/>
-      </w:pPr>
-      <w:r>
-        <w:rPr>
-          <w:b/>
-          <w:bCs/>
-        </w:rPr>
-        <w:t>Currency and FX.</w:t>
-      </w:r>
-      <w:r>
-        <w:rPr/>
-        <w:t xml:space="preserve"> All figures in Australian dollars (A$) unless explicitly marked. Foreign-currency primary-source figures are converted at the RBA F11.1 daily fix on 2026-05-11: 1 USD = 1.384 AUD; 1 NOK = 0.130 AUD; 1 GBP = 1.879 AUD; 1 JPY = 0.00883 AUD; 1 KRW = 0.0009365 AUD; 1 RM = 0.353 AUD (NOK cross-derived via Norges Bank, not in the RBA daily-fix table).</w:t>
-      </w:r>
-    </w:p>
-    <w:p>
-      <w:pPr>
-        <w:pStyle w:val="BodyText"/>
-        <w:rPr/>
-      </w:pPr>
-      <w:r>
-        <w:rPr/>
-        <w:t>Same rates in tabular form for quick reference:</w:t>
-      </w:r>
-    </w:p>
-    <w:tbl>
-      <w:tblPr>
-        <w:tblStyle w:val="Table"/>
-        <w:tblW w:w="5000" w:type="pct"/>
-        <w:jc w:val="start"/>
-        <w:tblInd w:w="108" w:type="dxa"/>
-        <w:tblLayout w:type="fixed"/>
-        <w:tblCellMar>
-          <w:top w:w="0" w:type="dxa"/>
-          <w:start w:w="108" w:type="dxa"/>
-          <w:bottom w:w="0" w:type="dxa"/>
-          <w:end w:w="108" w:type="dxa"/>
-        </w:tblCellMar>
-        <w:tblLook w:noHBand="0" w:lastColumn="0" w:firstColumn="0" w:lastRow="0" w:firstRow="1" w:noVBand="0" w:val="0020"/>
-      </w:tblPr>
-      <w:tblGrid>
-        <w:gridCol w:w="2821"/>
-        <w:gridCol w:w="3763"/>
-        <w:gridCol w:w="2822"/>
-      </w:tblGrid>
-      <w:tr>
-        <w:trPr>
-          <w:tblHeader w:val="true"/>
-        </w:trPr>
-        <w:tc>
-          <w:tcPr>
-            <w:tcW w:w="2821" w:type="dxa"/>
-            <w:tcBorders/>
-          </w:tcPr>
-          <w:p>
-            <w:pPr>
-              <w:pStyle w:val="Compact"/>
-              <w:widowControl/>
-              <w:spacing w:before="0" w:after="40"/>
-              <w:jc w:val="start"/>
-              <w:rPr>
-                <w:rFonts w:eastAsia="ＭＳ 明朝" w:cs=""/>
-                <w:kern w:val="0"/>
-                <w:szCs w:val="22"/>
-                <w:lang w:val="en-US" w:eastAsia="en-US" w:bidi="ar-SA"/>
-              </w:rPr>
-            </w:pPr>
-            <w:r>
-              <w:rPr>
-                <w:rFonts w:eastAsia="ＭＳ 明朝" w:cs=""/>
-                <w:kern w:val="0"/>
-                <w:szCs w:val="22"/>
-                <w:lang w:val="en-US" w:eastAsia="en-US" w:bidi="ar-SA"/>
-              </w:rPr>
-              <w:t>Currency</w:t>
-            </w:r>
-          </w:p>
-        </w:tc>
-        <w:tc>
-          <w:tcPr>
-            <w:tcW w:w="3763" w:type="dxa"/>
-            <w:tcBorders/>
-          </w:tcPr>
-          <w:p>
-            <w:pPr>
-              <w:pStyle w:val="Compact"/>
-              <w:widowControl/>
-              <w:spacing w:before="0" w:after="40"/>
-              <w:jc w:val="end"/>
-              <w:rPr>
-                <w:rFonts w:eastAsia="ＭＳ 明朝" w:cs=""/>
-                <w:kern w:val="0"/>
-                <w:szCs w:val="22"/>
-                <w:lang w:val="en-US" w:eastAsia="en-US" w:bidi="ar-SA"/>
-              </w:rPr>
-            </w:pPr>
-            <w:r>
-              <w:rPr>
-                <w:rFonts w:eastAsia="ＭＳ 明朝" w:cs=""/>
-                <w:kern w:val="0"/>
-                <w:szCs w:val="22"/>
-                <w:lang w:val="en-US" w:eastAsia="en-US" w:bidi="ar-SA"/>
-              </w:rPr>
-              <w:t>Rate (A$ per 1 unit)</w:t>
-            </w:r>
-          </w:p>
-        </w:tc>
-        <w:tc>
-          <w:tcPr>
-            <w:tcW w:w="2822" w:type="dxa"/>
-            <w:tcBorders/>
-          </w:tcPr>
-          <w:p>
-            <w:pPr>
-              <w:pStyle w:val="Compact"/>
-              <w:widowControl/>
-              <w:spacing w:before="0" w:after="40"/>
-              <w:jc w:val="start"/>
-              <w:rPr>
-                <w:rFonts w:eastAsia="ＭＳ 明朝" w:cs=""/>
-                <w:kern w:val="0"/>
-                <w:szCs w:val="22"/>
-                <w:lang w:val="en-US" w:eastAsia="en-US" w:bidi="ar-SA"/>
-              </w:rPr>
-            </w:pPr>
-            <w:r>
-              <w:rPr>
-                <w:rFonts w:eastAsia="ＭＳ 明朝" w:cs=""/>
-                <w:kern w:val="0"/>
-                <w:szCs w:val="22"/>
-                <w:lang w:val="en-US" w:eastAsia="en-US" w:bidi="ar-SA"/>
-              </w:rPr>
-              <w:t>Notes</w:t>
-            </w:r>
-          </w:p>
-        </w:tc>
-      </w:tr>
-      <w:tr>
-        <w:trPr/>
-        <w:tc>
-          <w:tcPr>
-            <w:tcW w:w="2821" w:type="dxa"/>
-            <w:tcBorders/>
-          </w:tcPr>
-          <w:p>
-            <w:pPr>
-              <w:pStyle w:val="Compact"/>
-              <w:widowControl/>
-              <w:spacing w:before="0" w:after="40"/>
-              <w:jc w:val="start"/>
-              <w:rPr>
-                <w:rFonts w:eastAsia="ＭＳ 明朝" w:cs=""/>
-                <w:kern w:val="0"/>
-                <w:szCs w:val="22"/>
-                <w:lang w:val="en-US" w:eastAsia="en-US" w:bidi="ar-SA"/>
-              </w:rPr>
-            </w:pPr>
-            <w:r>
-              <w:rPr>
-                <w:rFonts w:eastAsia="ＭＳ 明朝" w:cs=""/>
-                <w:kern w:val="0"/>
-                <w:szCs w:val="22"/>
-                <w:lang w:val="en-US" w:eastAsia="en-US" w:bidi="ar-SA"/>
-              </w:rPr>
-              <w:t>USD</w:t>
-            </w:r>
-          </w:p>
-        </w:tc>
-        <w:tc>
-          <w:tcPr>
-            <w:tcW w:w="3763" w:type="dxa"/>
-            <w:tcBorders/>
-          </w:tcPr>
-          <w:p>
-            <w:pPr>
-              <w:pStyle w:val="Compact"/>
-              <w:widowControl/>
-              <w:spacing w:before="0" w:after="40"/>
-              <w:jc w:val="end"/>
-              <w:rPr>
-                <w:rFonts w:eastAsia="ＭＳ 明朝" w:cs=""/>
-                <w:kern w:val="0"/>
-                <w:szCs w:val="22"/>
-                <w:lang w:val="en-US" w:eastAsia="en-US" w:bidi="ar-SA"/>
-              </w:rPr>
-            </w:pPr>
-            <w:r>
-              <w:rPr>
-                <w:rFonts w:eastAsia="ＭＳ 明朝" w:cs=""/>
-                <w:b/>
-                <w:bCs/>
-                <w:kern w:val="0"/>
-                <w:szCs w:val="22"/>
-                <w:lang w:val="en-US" w:eastAsia="en-US" w:bidi="ar-SA"/>
-              </w:rPr>
-              <w:t>1.384</w:t>
-            </w:r>
-          </w:p>
-        </w:tc>
-        <w:tc>
-          <w:tcPr>
-            <w:tcW w:w="2822" w:type="dxa"/>
-            <w:tcBorders/>
-          </w:tcPr>
-          <w:p>
-            <w:pPr>
-              <w:pStyle w:val="Compact"/>
-              <w:widowControl/>
-              <w:spacing w:before="0" w:after="40"/>
-              <w:jc w:val="start"/>
-              <w:rPr>
-                <w:rFonts w:eastAsia="ＭＳ 明朝" w:cs=""/>
-                <w:kern w:val="0"/>
-                <w:szCs w:val="22"/>
-                <w:lang w:val="en-US" w:eastAsia="en-US" w:bidi="ar-SA"/>
-              </w:rPr>
-            </w:pPr>
-            <w:r>
-              <w:rPr>
-                <w:rFonts w:eastAsia="ＭＳ 明朝" w:cs=""/>
-                <w:kern w:val="0"/>
-                <w:szCs w:val="22"/>
-                <w:lang w:val="en-US" w:eastAsia="en-US" w:bidi="ar-SA"/>
-              </w:rPr>
-              <w:t>RBA F11.1 daily fix</w:t>
-            </w:r>
-          </w:p>
-        </w:tc>
-      </w:tr>
-      <w:tr>
-        <w:trPr/>
-        <w:tc>
-          <w:tcPr>
-            <w:tcW w:w="2821" w:type="dxa"/>
-            <w:tcBorders/>
-          </w:tcPr>
-          <w:p>
-            <w:pPr>
-              <w:pStyle w:val="Compact"/>
-              <w:widowControl/>
-              <w:spacing w:before="0" w:after="40"/>
-              <w:jc w:val="start"/>
-              <w:rPr>
-                <w:rFonts w:eastAsia="ＭＳ 明朝" w:cs=""/>
-                <w:kern w:val="0"/>
-                <w:szCs w:val="22"/>
-                <w:lang w:val="en-US" w:eastAsia="en-US" w:bidi="ar-SA"/>
-              </w:rPr>
-            </w:pPr>
-            <w:r>
-              <w:rPr>
-                <w:rFonts w:eastAsia="ＭＳ 明朝" w:cs=""/>
-                <w:kern w:val="0"/>
-                <w:szCs w:val="22"/>
-                <w:lang w:val="en-US" w:eastAsia="en-US" w:bidi="ar-SA"/>
-              </w:rPr>
-              <w:t>GBP</w:t>
-            </w:r>
-          </w:p>
-        </w:tc>
-        <w:tc>
-          <w:tcPr>
-            <w:tcW w:w="3763" w:type="dxa"/>
-            <w:tcBorders/>
-          </w:tcPr>
-          <w:p>
-            <w:pPr>
-              <w:pStyle w:val="Compact"/>
-              <w:widowControl/>
-              <w:spacing w:before="0" w:after="40"/>
-              <w:jc w:val="end"/>
-              <w:rPr>
-                <w:rFonts w:eastAsia="ＭＳ 明朝" w:cs=""/>
-                <w:kern w:val="0"/>
-                <w:szCs w:val="22"/>
-                <w:lang w:val="en-US" w:eastAsia="en-US" w:bidi="ar-SA"/>
-              </w:rPr>
-            </w:pPr>
-            <w:r>
-              <w:rPr>
-                <w:rFonts w:eastAsia="ＭＳ 明朝" w:cs=""/>
-                <w:b/>
-                <w:bCs/>
-                <w:kern w:val="0"/>
-                <w:szCs w:val="22"/>
-                <w:lang w:val="en-US" w:eastAsia="en-US" w:bidi="ar-SA"/>
-              </w:rPr>
-              <w:t>1.879</w:t>
-            </w:r>
-          </w:p>
-        </w:tc>
-        <w:tc>
-          <w:tcPr>
-            <w:tcW w:w="2822" w:type="dxa"/>
-            <w:tcBorders/>
-          </w:tcPr>
-          <w:p>
-            <w:pPr>
-              <w:pStyle w:val="Compact"/>
-              <w:widowControl/>
-              <w:spacing w:before="0" w:after="40"/>
-              <w:jc w:val="start"/>
-              <w:rPr>
-                <w:rFonts w:eastAsia="ＭＳ 明朝" w:cs=""/>
-                <w:kern w:val="0"/>
-                <w:szCs w:val="22"/>
-                <w:lang w:val="en-US" w:eastAsia="en-US" w:bidi="ar-SA"/>
-              </w:rPr>
-            </w:pPr>
-            <w:r>
-              <w:rPr>
-                <w:rFonts w:eastAsia="ＭＳ 明朝" w:cs=""/>
-                <w:kern w:val="0"/>
-                <w:szCs w:val="22"/>
-                <w:lang w:val="en-US" w:eastAsia="en-US" w:bidi="ar-SA"/>
-              </w:rPr>
-              <w:t>RBA F11.1 daily fix</w:t>
-            </w:r>
-          </w:p>
-        </w:tc>
-      </w:tr>
-      <w:tr>
-        <w:trPr/>
-        <w:tc>
-          <w:tcPr>
-            <w:tcW w:w="2821" w:type="dxa"/>
-            <w:tcBorders/>
-          </w:tcPr>
-          <w:p>
-            <w:pPr>
-              <w:pStyle w:val="Compact"/>
-              <w:widowControl/>
-              <w:spacing w:before="0" w:after="40"/>
-              <w:jc w:val="start"/>
-              <w:rPr>
-                <w:rFonts w:eastAsia="ＭＳ 明朝" w:cs=""/>
-                <w:kern w:val="0"/>
-                <w:szCs w:val="22"/>
-                <w:lang w:val="en-US" w:eastAsia="en-US" w:bidi="ar-SA"/>
-              </w:rPr>
-            </w:pPr>
-            <w:r>
-              <w:rPr>
-                <w:rFonts w:eastAsia="ＭＳ 明朝" w:cs=""/>
-                <w:kern w:val="0"/>
-                <w:szCs w:val="22"/>
-                <w:lang w:val="en-US" w:eastAsia="en-US" w:bidi="ar-SA"/>
-              </w:rPr>
-              <w:t>JPY</w:t>
-            </w:r>
-          </w:p>
-        </w:tc>
-        <w:tc>
-          <w:tcPr>
-            <w:tcW w:w="3763" w:type="dxa"/>
-            <w:tcBorders/>
-          </w:tcPr>
-          <w:p>
-            <w:pPr>
-              <w:pStyle w:val="Compact"/>
-              <w:widowControl/>
-              <w:spacing w:before="0" w:after="40"/>
-              <w:jc w:val="end"/>
-              <w:rPr>
-                <w:rFonts w:eastAsia="ＭＳ 明朝" w:cs=""/>
-                <w:kern w:val="0"/>
-                <w:szCs w:val="22"/>
-                <w:lang w:val="en-US" w:eastAsia="en-US" w:bidi="ar-SA"/>
-              </w:rPr>
-            </w:pPr>
-            <w:r>
-              <w:rPr>
-                <w:rFonts w:eastAsia="ＭＳ 明朝" w:cs=""/>
-                <w:b/>
-                <w:bCs/>
-                <w:kern w:val="0"/>
-                <w:szCs w:val="22"/>
-                <w:lang w:val="en-US" w:eastAsia="en-US" w:bidi="ar-SA"/>
-              </w:rPr>
-              <w:t>0.00883</w:t>
-            </w:r>
-          </w:p>
-        </w:tc>
-        <w:tc>
-          <w:tcPr>
-            <w:tcW w:w="2822" w:type="dxa"/>
-            <w:tcBorders/>
-          </w:tcPr>
-          <w:p>
-            <w:pPr>
-              <w:pStyle w:val="Compact"/>
-              <w:widowControl/>
-              <w:spacing w:before="0" w:after="40"/>
-              <w:jc w:val="start"/>
-              <w:rPr>
-                <w:rFonts w:eastAsia="ＭＳ 明朝" w:cs=""/>
-                <w:kern w:val="0"/>
-                <w:szCs w:val="22"/>
-                <w:lang w:val="en-US" w:eastAsia="en-US" w:bidi="ar-SA"/>
-              </w:rPr>
-            </w:pPr>
-            <w:r>
-              <w:rPr>
-                <w:rFonts w:eastAsia="ＭＳ 明朝" w:cs=""/>
-                <w:kern w:val="0"/>
-                <w:szCs w:val="22"/>
-                <w:lang w:val="en-US" w:eastAsia="en-US" w:bidi="ar-SA"/>
-              </w:rPr>
-              <w:t>RBA F11.1 daily fix</w:t>
-            </w:r>
-          </w:p>
-        </w:tc>
-      </w:tr>
-      <w:tr>
-        <w:trPr/>
-        <w:tc>
-          <w:tcPr>
-            <w:tcW w:w="2821" w:type="dxa"/>
-            <w:tcBorders/>
-          </w:tcPr>
-          <w:p>
-            <w:pPr>
-              <w:pStyle w:val="Compact"/>
-              <w:widowControl/>
-              <w:spacing w:before="0" w:after="40"/>
-              <w:jc w:val="start"/>
-              <w:rPr>
-                <w:rFonts w:eastAsia="ＭＳ 明朝" w:cs=""/>
-                <w:kern w:val="0"/>
-                <w:szCs w:val="22"/>
-                <w:lang w:val="en-US" w:eastAsia="en-US" w:bidi="ar-SA"/>
-              </w:rPr>
-            </w:pPr>
-            <w:r>
-              <w:rPr>
-                <w:rFonts w:eastAsia="ＭＳ 明朝" w:cs=""/>
-                <w:kern w:val="0"/>
-                <w:szCs w:val="22"/>
-                <w:lang w:val="en-US" w:eastAsia="en-US" w:bidi="ar-SA"/>
-              </w:rPr>
-              <w:t>RM (Malaysian ringgit)</w:t>
-            </w:r>
-          </w:p>
-        </w:tc>
-        <w:tc>
-          <w:tcPr>
-            <w:tcW w:w="3763" w:type="dxa"/>
-            <w:tcBorders/>
-          </w:tcPr>
-          <w:p>
-            <w:pPr>
-              <w:pStyle w:val="Compact"/>
-              <w:widowControl/>
-              <w:spacing w:before="0" w:after="40"/>
-              <w:jc w:val="end"/>
-              <w:rPr>
-                <w:rFonts w:eastAsia="ＭＳ 明朝" w:cs=""/>
-                <w:kern w:val="0"/>
-                <w:szCs w:val="22"/>
-                <w:lang w:val="en-US" w:eastAsia="en-US" w:bidi="ar-SA"/>
-              </w:rPr>
-            </w:pPr>
-            <w:r>
-              <w:rPr>
-                <w:rFonts w:eastAsia="ＭＳ 明朝" w:cs=""/>
-                <w:b/>
-                <w:bCs/>
-                <w:kern w:val="0"/>
-                <w:szCs w:val="22"/>
-                <w:lang w:val="en-US" w:eastAsia="en-US" w:bidi="ar-SA"/>
-              </w:rPr>
-              <w:t>0.353</w:t>
-            </w:r>
-          </w:p>
-        </w:tc>
-        <w:tc>
-          <w:tcPr>
-            <w:tcW w:w="2822" w:type="dxa"/>
-            <w:tcBorders/>
-          </w:tcPr>
-          <w:p>
-            <w:pPr>
-              <w:pStyle w:val="Compact"/>
-              <w:widowControl/>
-              <w:spacing w:before="0" w:after="40"/>
-              <w:jc w:val="start"/>
-              <w:rPr>
-                <w:rFonts w:eastAsia="ＭＳ 明朝" w:cs=""/>
-                <w:kern w:val="0"/>
-                <w:szCs w:val="22"/>
-                <w:lang w:val="en-US" w:eastAsia="en-US" w:bidi="ar-SA"/>
-              </w:rPr>
-            </w:pPr>
-            <w:r>
-              <w:rPr>
-                <w:rFonts w:eastAsia="ＭＳ 明朝" w:cs=""/>
-                <w:kern w:val="0"/>
-                <w:szCs w:val="22"/>
-                <w:lang w:val="en-US" w:eastAsia="en-US" w:bidi="ar-SA"/>
-              </w:rPr>
-              <w:t>RBA F11.1 daily fix</w:t>
-            </w:r>
-          </w:p>
-        </w:tc>
-      </w:tr>
-      <w:tr>
-        <w:trPr/>
-        <w:tc>
-          <w:tcPr>
-            <w:tcW w:w="2821" w:type="dxa"/>
-            <w:tcBorders/>
-          </w:tcPr>
-          <w:p>
-            <w:pPr>
-              <w:pStyle w:val="Compact"/>
-              <w:widowControl/>
-              <w:spacing w:before="0" w:after="40"/>
-              <w:jc w:val="start"/>
-              <w:rPr>
-                <w:rFonts w:eastAsia="ＭＳ 明朝" w:cs=""/>
-                <w:kern w:val="0"/>
-                <w:szCs w:val="22"/>
-                <w:lang w:val="en-US" w:eastAsia="en-US" w:bidi="ar-SA"/>
-              </w:rPr>
-            </w:pPr>
-            <w:r>
-              <w:rPr>
-                <w:rFonts w:eastAsia="ＭＳ 明朝" w:cs=""/>
-                <w:kern w:val="0"/>
-                <w:szCs w:val="22"/>
-                <w:lang w:val="en-US" w:eastAsia="en-US" w:bidi="ar-SA"/>
-              </w:rPr>
-              <w:t>KRW (Korean won)</w:t>
-            </w:r>
-          </w:p>
-        </w:tc>
-        <w:tc>
-          <w:tcPr>
-            <w:tcW w:w="3763" w:type="dxa"/>
-            <w:tcBorders/>
-          </w:tcPr>
-          <w:p>
-            <w:pPr>
-              <w:pStyle w:val="Compact"/>
-              <w:widowControl/>
-              <w:spacing w:before="0" w:after="40"/>
-              <w:jc w:val="end"/>
-              <w:rPr>
-                <w:rFonts w:eastAsia="ＭＳ 明朝" w:cs=""/>
-                <w:kern w:val="0"/>
-                <w:szCs w:val="22"/>
-                <w:lang w:val="en-US" w:eastAsia="en-US" w:bidi="ar-SA"/>
-              </w:rPr>
-            </w:pPr>
-            <w:r>
-              <w:rPr>
-                <w:rFonts w:eastAsia="ＭＳ 明朝" w:cs=""/>
-                <w:b/>
-                <w:bCs/>
-                <w:kern w:val="0"/>
-                <w:szCs w:val="22"/>
-                <w:lang w:val="en-US" w:eastAsia="en-US" w:bidi="ar-SA"/>
-              </w:rPr>
-              <w:t>0.0009365</w:t>
-            </w:r>
-          </w:p>
-        </w:tc>
-        <w:tc>
-          <w:tcPr>
-            <w:tcW w:w="2822" w:type="dxa"/>
-            <w:tcBorders/>
-          </w:tcPr>
-          <w:p>
-            <w:pPr>
-              <w:pStyle w:val="Compact"/>
-              <w:widowControl/>
-              <w:spacing w:before="0" w:after="40"/>
-              <w:jc w:val="start"/>
-              <w:rPr>
-                <w:rFonts w:eastAsia="ＭＳ 明朝" w:cs=""/>
-                <w:kern w:val="0"/>
-                <w:szCs w:val="22"/>
-                <w:lang w:val="en-US" w:eastAsia="en-US" w:bidi="ar-SA"/>
-              </w:rPr>
-            </w:pPr>
-            <w:r>
-              <w:rPr>
-                <w:rFonts w:eastAsia="ＭＳ 明朝" w:cs=""/>
-                <w:kern w:val="0"/>
-                <w:szCs w:val="22"/>
-                <w:lang w:val="en-US" w:eastAsia="en-US" w:bidi="ar-SA"/>
-              </w:rPr>
-              <w:t>RBA F11.1 daily fix</w:t>
-            </w:r>
-          </w:p>
-        </w:tc>
-      </w:tr>
-      <w:tr>
-        <w:trPr/>
-        <w:tc>
-          <w:tcPr>
-            <w:tcW w:w="2821" w:type="dxa"/>
-            <w:tcBorders/>
-          </w:tcPr>
-          <w:p>
-            <w:pPr>
-              <w:pStyle w:val="Compact"/>
-              <w:widowControl/>
-              <w:spacing w:before="0" w:after="40"/>
-              <w:jc w:val="start"/>
-              <w:rPr>
-                <w:rFonts w:eastAsia="ＭＳ 明朝" w:cs=""/>
-                <w:kern w:val="0"/>
-                <w:szCs w:val="22"/>
-                <w:lang w:val="en-US" w:eastAsia="en-US" w:bidi="ar-SA"/>
-              </w:rPr>
-            </w:pPr>
-            <w:r>
-              <w:rPr>
-                <w:rFonts w:eastAsia="ＭＳ 明朝" w:cs=""/>
-                <w:kern w:val="0"/>
-                <w:szCs w:val="22"/>
-                <w:lang w:val="en-US" w:eastAsia="en-US" w:bidi="ar-SA"/>
-              </w:rPr>
-              <w:t>NOK</w:t>
-            </w:r>
-          </w:p>
-        </w:tc>
-        <w:tc>
-          <w:tcPr>
-            <w:tcW w:w="3763" w:type="dxa"/>
-            <w:tcBorders/>
-          </w:tcPr>
-          <w:p>
-            <w:pPr>
-              <w:pStyle w:val="Compact"/>
-              <w:widowControl/>
-              <w:spacing w:before="0" w:after="40"/>
-              <w:jc w:val="end"/>
-              <w:rPr>
-                <w:rFonts w:eastAsia="ＭＳ 明朝" w:cs=""/>
-                <w:kern w:val="0"/>
-                <w:szCs w:val="22"/>
-                <w:lang w:val="en-US" w:eastAsia="en-US" w:bidi="ar-SA"/>
-              </w:rPr>
-            </w:pPr>
-            <w:r>
-              <w:rPr>
-                <w:rFonts w:eastAsia="ＭＳ 明朝" w:cs=""/>
-                <w:b/>
-                <w:bCs/>
-                <w:kern w:val="0"/>
-                <w:szCs w:val="22"/>
-                <w:lang w:val="en-US" w:eastAsia="en-US" w:bidi="ar-SA"/>
-              </w:rPr>
-              <w:t>0.130</w:t>
-            </w:r>
-          </w:p>
-        </w:tc>
-        <w:tc>
-          <w:tcPr>
-            <w:tcW w:w="2822" w:type="dxa"/>
-            <w:tcBorders/>
-          </w:tcPr>
-          <w:p>
-            <w:pPr>
-              <w:pStyle w:val="Compact"/>
-              <w:widowControl/>
-              <w:spacing w:before="0" w:after="40"/>
-              <w:jc w:val="start"/>
-              <w:rPr>
-                <w:rFonts w:eastAsia="ＭＳ 明朝" w:cs=""/>
-                <w:kern w:val="0"/>
-                <w:szCs w:val="22"/>
-                <w:lang w:val="en-US" w:eastAsia="en-US" w:bidi="ar-SA"/>
-              </w:rPr>
-            </w:pPr>
-            <w:r>
-              <w:rPr>
-                <w:rFonts w:eastAsia="ＭＳ 明朝" w:cs=""/>
-                <w:kern w:val="0"/>
-                <w:szCs w:val="22"/>
-                <w:lang w:val="en-US" w:eastAsia="en-US" w:bidi="ar-SA"/>
-              </w:rPr>
-              <w:t>Cross-rate via Norges Bank, not in the RBA daily-fix table</w:t>
-            </w:r>
-          </w:p>
-        </w:tc>
-      </w:tr>
-    </w:tbl>
-    <w:p>
-      <w:pPr>
-        <w:pStyle w:val="BodyText"/>
-        <w:rPr/>
-      </w:pPr>
-      <w:r>
-        <w:rPr/>
-        <w:t xml:space="preserve">Native figures are retained in parentheses where the audit trail benefits. Qualitative findings are robust to ±10 per cent FX variation. The full FX dossier (verification chain, v1.1 correction history, worked examples) is in </w:t>
-      </w:r>
-      <w:r>
-        <w:rPr>
-          <w:rStyle w:val="VerbatimChar"/>
-        </w:rPr>
-        <w:t>sources/fx_rates.md</w:t>
-      </w:r>
-      <w:r>
-        <w:rPr/>
-        <w:t xml:space="preserve"> in the public repository.</w:t>
-      </w:r>
-    </w:p>
-    <w:p>
-      <w:pPr>
-        <w:pStyle w:val="BodyText"/>
-        <w:rPr/>
-      </w:pPr>
-      <w:r>
-        <w:rPr>
-          <w:b/>
-          <w:bCs/>
-        </w:rPr>
-        <w:t>AI assistance disclosure.</w:t>
-      </w:r>
-      <w:r>
-        <w:rPr/>
-        <w:t xml:space="preserve"> Research review, drafting, code/release checks, and copy-editing used assistance from OpenAI GPT-5.5/Codex, Anthropic Claude Opus 4.7/Claude Code agents, and Google Gemini 3 Flash Preview. The author is responsible for all claims, source interpretation, caveats, calculations, and final wording.</w:t>
-      </w:r>
-    </w:p>
-    <w:p>
-      <w:pPr>
-        <w:pStyle w:val="Normal"/>
-        <w:rPr/>
-      </w:pPr>
-      <w:r>
-        <w:rPr/>
-        <mc:AlternateContent>
-          <mc:Choice Requires="wps">
-            <w:drawing>
-              <wp:inline distT="0" distB="0" distL="0" distR="0">
-                <wp:extent cx="5972810" cy="19050"/>
-                <wp:effectExtent l="0" t="0" r="0" b="0"/>
-                <wp:docPr id="37" name=""/>
-                <a:graphic xmlns:a="http://schemas.openxmlformats.org/drawingml/2006/main">
-                  <a:graphicData uri="http://schemas.microsoft.com/office/word/2010/wordprocessingShape">
-                    <wps:wsp>
-                      <wps:cNvSpPr/>
-                      <wps:nvSpPr>
-                        <wps:cNvPr id="38" name=""/>
-                        <wps:cNvSpPr/>
-                      </wps:nvSpPr>
-                      <wps:spPr>
-                        <a:xfrm>
-                          <a:off x="0" y="0"/>
-                          <a:ext cx="5972760" cy="19080"/>
-                        </a:xfrm>
-                        <a:prstGeom prst="rect">
-                          <a:avLst/>
-                        </a:prstGeom>
-                        <a:solidFill>
-                          <a:srgbClr val="FFFFFF"/>
-                        </a:solidFill>
-                        <a:ln w="0">
-                          <a:solidFill>
-                            <a:srgbClr val="000000"/>
-                          </a:solidFill>
-                        </a:ln>
-                      </wps:spPr>
-                      <wps:bodyPr/>
-                    </wps:wsp>
-                  </a:graphicData>
-                </a:graphic>
-                <wp14:sizeRelH relativeFrom="page">
-                  <wp14:pctWidth>100000</wp14:pctWidth>
-                </wp14:sizeRelH>
-              </wp:inline>
-            </w:drawing>
-          </mc:Choice>
-          <mc:Fallback>
-            <w:pict>
-              <v:rect id="shape_0" fillcolor="white" stroked="t" o:allowincell="f" style="position:absolute;margin-left:0pt;margin-top:-1.55pt;width:470.25pt;height:1.45pt;mso-wrap-style:none;v-text-anchor:middle;mso-position-horizontal:center;mso-position-vertical:top">
-                <v:fill o:detectmouseclick="t" type="solid" color2="black"/>
-                <v:stroke color="black" joinstyle="round" endcap="flat"/>
-                <w10:wrap type="topAndBottom"/>
-              </v:rect>
-            </w:pict>
-          </mc:Fallback>
-        </mc:AlternateContent>
-      </w:r>
-      <w:bookmarkEnd w:id="62"/>
+      <w:bookmarkEnd w:id="60"/>
     </w:p>
     <w:p>
       <w:pPr>
@@ -16462,13 +15505,13 @@
         <w:spacing w:lineRule="auto" w:line="288" w:before="360" w:after="120"/>
         <w:rPr/>
       </w:pPr>
-      <w:bookmarkStart w:id="63" w:name="sources-and-footnotes-1"/>
+      <w:bookmarkStart w:id="61" w:name="sources-and-footnotes-1"/>
       <w:r>
         <w:rPr/>
         <w:t>Sources and footnotes</w:t>
       </w:r>
       <w:bookmarkEnd w:id="3"/>
-      <w:bookmarkEnd w:id="63"/>
+      <w:bookmarkEnd w:id="61"/>
     </w:p>
     <w:sectPr>
       <w:headerReference w:type="even" r:id="rId20"/>
@@ -16529,7 +15572,7 @@
     </w:r>
     <w:r>
       <w:rPr/>
-      <w:t>70</w:t>
+      <w:t>63</w:t>
     </w:r>
     <w:r>
       <w:rPr/>
